--- a/CV A. Soeters - Business Intelligence Analyst.docx
+++ b/CV A. Soeters - Business Intelligence Analyst.docx
@@ -1,6 +1,6 @@
 
 <file path=word/document.xml><?xml version="1.0" encoding="utf-8"?>
-<w:document xmlns:wpc="http://schemas.microsoft.com/office/word/2010/wordprocessingCanvas" xmlns:cx="http://schemas.microsoft.com/office/drawing/2014/chartex" xmlns:cx1="http://schemas.microsoft.com/office/drawing/2015/9/8/chartex" xmlns:cx2="http://schemas.microsoft.com/office/drawing/2015/10/21/chartex" xmlns:cx3="http://schemas.microsoft.com/office/drawing/2016/5/9/chartex" xmlns:cx4="http://schemas.microsoft.com/office/drawing/2016/5/10/chartex" xmlns:cx5="http://schemas.microsoft.com/office/drawing/2016/5/11/chartex" xmlns:cx6="http://schemas.microsoft.com/office/drawing/2016/5/12/chartex" xmlns:cx7="http://schemas.microsoft.com/office/drawing/2016/5/13/chartex" xmlns:cx8="http://schemas.microsoft.com/office/drawing/2016/5/14/chartex" xmlns:mc="http://schemas.openxmlformats.org/markup-compatibility/2006" xmlns:aink="http://schemas.microsoft.com/office/drawing/2016/ink" xmlns:am3d="http://schemas.microsoft.com/office/drawing/2017/model3d" xmlns:o="urn:schemas-microsoft-com:office:office" xmlns:oel="http://schemas.microsoft.com/office/2019/extlst" xmlns:r="http://schemas.openxmlformats.org/officeDocument/2006/relationships" xmlns:m="http://schemas.openxmlformats.org/officeDocument/2006/math" xmlns:v="urn:schemas-microsoft-com:vml" xmlns:wp14="http://schemas.microsoft.com/office/word/2010/wordprocessingDrawing" xmlns:wp="http://schemas.openxmlformats.org/drawingml/2006/wordprocessingDrawing" xmlns:w10="urn:schemas-microsoft-com:office:word" xmlns:w="http://schemas.openxmlformats.org/wordprocessingml/2006/main" xmlns:w14="http://schemas.microsoft.com/office/word/2010/wordml" xmlns:w15="http://schemas.microsoft.com/office/word/2012/wordml" xmlns:w16cex="http://schemas.microsoft.com/office/word/2018/wordml/cex" xmlns:w16cid="http://schemas.microsoft.com/office/word/2016/wordml/cid" xmlns:w16="http://schemas.microsoft.com/office/word/2018/wordml" xmlns:w16sdtdh="http://schemas.microsoft.com/office/word/2020/wordml/sdtdatahash" xmlns:w16se="http://schemas.microsoft.com/office/word/2015/wordml/symex" xmlns:wpg="http://schemas.microsoft.com/office/word/2010/wordprocessingGroup" xmlns:wpi="http://schemas.microsoft.com/office/word/2010/wordprocessingInk" xmlns:wne="http://schemas.microsoft.com/office/word/2006/wordml" xmlns:wps="http://schemas.microsoft.com/office/word/2010/wordprocessingShape" mc:Ignorable="w14 w15 w16se w16cid w16 w16cex w16sdtdh wp14">
+<w:document xmlns:wpc="http://schemas.microsoft.com/office/word/2010/wordprocessingCanvas" xmlns:cx="http://schemas.microsoft.com/office/drawing/2014/chartex" xmlns:cx1="http://schemas.microsoft.com/office/drawing/2015/9/8/chartex" xmlns:cx2="http://schemas.microsoft.com/office/drawing/2015/10/21/chartex" xmlns:cx3="http://schemas.microsoft.com/office/drawing/2016/5/9/chartex" xmlns:cx4="http://schemas.microsoft.com/office/drawing/2016/5/10/chartex" xmlns:cx5="http://schemas.microsoft.com/office/drawing/2016/5/11/chartex" xmlns:cx6="http://schemas.microsoft.com/office/drawing/2016/5/12/chartex" xmlns:cx7="http://schemas.microsoft.com/office/drawing/2016/5/13/chartex" xmlns:cx8="http://schemas.microsoft.com/office/drawing/2016/5/14/chartex" xmlns:mc="http://schemas.openxmlformats.org/markup-compatibility/2006" xmlns:aink="http://schemas.microsoft.com/office/drawing/2016/ink" xmlns:am3d="http://schemas.microsoft.com/office/drawing/2017/model3d" xmlns:o="urn:schemas-microsoft-com:office:office" xmlns:oel="http://schemas.microsoft.com/office/2019/extlst" xmlns:r="http://schemas.openxmlformats.org/officeDocument/2006/relationships" xmlns:m="http://schemas.openxmlformats.org/officeDocument/2006/math" xmlns:v="urn:schemas-microsoft-com:vml" xmlns:wp14="http://schemas.microsoft.com/office/word/2010/wordprocessingDrawing" xmlns:wp="http://schemas.openxmlformats.org/drawingml/2006/wordprocessingDrawing" xmlns:w10="urn:schemas-microsoft-com:office:word" xmlns:w="http://schemas.openxmlformats.org/wordprocessingml/2006/main" xmlns:w14="http://schemas.microsoft.com/office/word/2010/wordml" xmlns:w15="http://schemas.microsoft.com/office/word/2012/wordml" xmlns:w16cex="http://schemas.microsoft.com/office/word/2018/wordml/cex" xmlns:w16cid="http://schemas.microsoft.com/office/word/2016/wordml/cid" xmlns:w16="http://schemas.microsoft.com/office/word/2018/wordml" xmlns:w16du="http://schemas.microsoft.com/office/word/2023/wordml/word16du" xmlns:w16sdtdh="http://schemas.microsoft.com/office/word/2020/wordml/sdtdatahash" xmlns:w16se="http://schemas.microsoft.com/office/word/2015/wordml/symex" xmlns:wpg="http://schemas.microsoft.com/office/word/2010/wordprocessingGroup" xmlns:wpi="http://schemas.microsoft.com/office/word/2010/wordprocessingInk" xmlns:wne="http://schemas.microsoft.com/office/word/2006/wordml" xmlns:wps="http://schemas.microsoft.com/office/word/2010/wordprocessingShape" mc:Ignorable="w14 w15 w16se w16cid w16 w16cex w16sdtdh w16du wp14">
   <w:body>
     <w:p>
       <w:pPr>
@@ -498,7 +498,16 @@
           <w:sz w:val="18"/>
           <w:szCs w:val="18"/>
         </w:rPr>
-        <w:t>Basic SQL</w:t>
+        <w:t xml:space="preserve">Python, </w:t>
+      </w:r>
+      <w:r>
+        <w:rPr>
+          <w:rFonts w:ascii="Merriweather" w:eastAsia="Merriweather" w:hAnsi="Merriweather" w:cs="Merriweather"/>
+          <w:color w:val="666666"/>
+          <w:sz w:val="18"/>
+          <w:szCs w:val="18"/>
+        </w:rPr>
+        <w:t>SQL</w:t>
       </w:r>
     </w:p>
     <w:p>
@@ -522,7 +531,25 @@
           <w:sz w:val="18"/>
           <w:szCs w:val="18"/>
         </w:rPr>
-        <w:t>SAP Business Objects &amp; ERP, Qlikview, Hyperion FM, Oracle, Azure &amp; KPI Lake</w:t>
+        <w:t>SAP</w:t>
+      </w:r>
+      <w:r>
+        <w:rPr>
+          <w:rFonts w:ascii="Merriweather" w:eastAsia="Merriweather" w:hAnsi="Merriweather" w:cs="Merriweather"/>
+          <w:color w:val="666666"/>
+          <w:sz w:val="18"/>
+          <w:szCs w:val="18"/>
+        </w:rPr>
+        <w:t xml:space="preserve">/4 Hana, </w:t>
+      </w:r>
+      <w:r>
+        <w:rPr>
+          <w:rFonts w:ascii="Merriweather" w:eastAsia="Merriweather" w:hAnsi="Merriweather" w:cs="Merriweather"/>
+          <w:color w:val="666666"/>
+          <w:sz w:val="18"/>
+          <w:szCs w:val="18"/>
+        </w:rPr>
+        <w:t>Business Objects, Qlikview, Hyperion FM, Oracle, Azure &amp; KPI Lake</w:t>
       </w:r>
       <w:r>
         <w:rPr>
@@ -621,6 +648,7 @@
           <w:b/>
           <w:sz w:val="22"/>
           <w:szCs w:val="22"/>
+          <w:lang w:val="nl-NL"/>
         </w:rPr>
       </w:pPr>
       <w:bookmarkStart w:id="3" w:name="_45ilgleck9sj" w:colFirst="0" w:colLast="0"/>
@@ -631,24 +659,18 @@
           <w:b/>
           <w:sz w:val="22"/>
           <w:szCs w:val="22"/>
-        </w:rPr>
-        <w:t xml:space="preserve">Mercedes-Benz Financial Services, </w:t>
-      </w:r>
-      <w:r>
-        <w:rPr>
-          <w:rFonts w:ascii="Merriweather" w:eastAsia="Merriweather" w:hAnsi="Merriweather" w:cs="Merriweather"/>
-          <w:sz w:val="22"/>
-          <w:szCs w:val="22"/>
-        </w:rPr>
-        <w:t>Nieuwegein —</w:t>
-      </w:r>
-      <w:r>
-        <w:rPr>
-          <w:rFonts w:ascii="Merriweather" w:eastAsia="Merriweather" w:hAnsi="Merriweather" w:cs="Merriweather"/>
-          <w:sz w:val="22"/>
-          <w:szCs w:val="22"/>
-        </w:rPr>
-        <w:t xml:space="preserve"> </w:t>
+          <w:lang w:val="nl-NL"/>
+        </w:rPr>
+        <w:t xml:space="preserve">Protiviti, </w:t>
+      </w:r>
+      <w:r>
+        <w:rPr>
+          <w:rFonts w:ascii="Merriweather" w:eastAsia="Merriweather" w:hAnsi="Merriweather" w:cs="Merriweather"/>
+          <w:sz w:val="22"/>
+          <w:szCs w:val="22"/>
+          <w:lang w:val="nl-NL"/>
+        </w:rPr>
+        <w:t xml:space="preserve">Amsterdam — </w:t>
       </w:r>
       <w:r>
         <w:rPr>
@@ -656,26 +678,9 @@
           <w:i/>
           <w:sz w:val="22"/>
           <w:szCs w:val="22"/>
-        </w:rPr>
-        <w:t xml:space="preserve">BI </w:t>
-      </w:r>
-      <w:r>
-        <w:rPr>
-          <w:rFonts w:ascii="Merriweather" w:eastAsia="Merriweather" w:hAnsi="Merriweather" w:cs="Merriweather"/>
-          <w:i/>
-          <w:sz w:val="22"/>
-          <w:szCs w:val="22"/>
-        </w:rPr>
-        <w:t>analys</w:t>
-      </w:r>
-      <w:r>
-        <w:rPr>
-          <w:rFonts w:ascii="Merriweather" w:eastAsia="Merriweather" w:hAnsi="Merriweather" w:cs="Merriweather"/>
-          <w:i/>
-          <w:sz w:val="22"/>
-          <w:szCs w:val="22"/>
-        </w:rPr>
-        <w:t>t a.i.</w:t>
+          <w:lang w:val="nl-NL"/>
+        </w:rPr>
+        <w:t>BI analyst a.i.</w:t>
       </w:r>
     </w:p>
     <w:p>
@@ -691,8 +696,6 @@
           <w:szCs w:val="16"/>
         </w:rPr>
       </w:pPr>
-      <w:bookmarkStart w:id="4" w:name="_jivnliumdm9x" w:colFirst="0" w:colLast="0"/>
-      <w:bookmarkEnd w:id="4"/>
       <w:r>
         <w:rPr>
           <w:rFonts w:ascii="Open Sans" w:eastAsia="Open Sans" w:hAnsi="Open Sans" w:cs="Open Sans"/>
@@ -700,34 +703,7 @@
           <w:sz w:val="16"/>
           <w:szCs w:val="16"/>
         </w:rPr>
-        <w:t xml:space="preserve">OCTOBER  2022 </w:t>
-      </w:r>
-      <w:r>
-        <w:rPr>
-          <w:rFonts w:ascii="Open Sans" w:eastAsia="Open Sans" w:hAnsi="Open Sans" w:cs="Open Sans"/>
-          <w:color w:val="666666"/>
-          <w:sz w:val="16"/>
-          <w:szCs w:val="16"/>
-        </w:rPr>
-        <w:t>–</w:t>
-      </w:r>
-      <w:r>
-        <w:rPr>
-          <w:rFonts w:ascii="Open Sans" w:eastAsia="Open Sans" w:hAnsi="Open Sans" w:cs="Open Sans"/>
-          <w:color w:val="666666"/>
-          <w:sz w:val="16"/>
-          <w:szCs w:val="16"/>
-        </w:rPr>
-        <w:t xml:space="preserve"> </w:t>
-      </w:r>
-      <w:r>
-        <w:rPr>
-          <w:rFonts w:ascii="Open Sans" w:eastAsia="Open Sans" w:hAnsi="Open Sans" w:cs="Open Sans"/>
-          <w:color w:val="666666"/>
-          <w:sz w:val="16"/>
-          <w:szCs w:val="16"/>
-        </w:rPr>
-        <w:t>DECEMBER 2023</w:t>
+        <w:t>APRIL  2024 – CURRENT</w:t>
       </w:r>
     </w:p>
     <w:p>
@@ -750,253 +726,25 @@
           <w:sz w:val="18"/>
           <w:szCs w:val="18"/>
         </w:rPr>
-        <w:t xml:space="preserve">Mapped the entire MB Financial Services business in order to </w:t>
-      </w:r>
-      <w:r>
-        <w:rPr>
-          <w:rFonts w:ascii="Merriweather" w:eastAsia="Merriweather" w:hAnsi="Merriweather" w:cs="Merriweather"/>
-          <w:color w:val="666666"/>
-          <w:sz w:val="18"/>
-          <w:szCs w:val="18"/>
-        </w:rPr>
-        <w:t xml:space="preserve">develop and </w:t>
-      </w:r>
-      <w:r>
-        <w:rPr>
-          <w:rFonts w:ascii="Merriweather" w:eastAsia="Merriweather" w:hAnsi="Merriweather" w:cs="Merriweather"/>
-          <w:color w:val="666666"/>
-          <w:sz w:val="18"/>
-          <w:szCs w:val="18"/>
-        </w:rPr>
-        <w:t xml:space="preserve">implement </w:t>
-      </w:r>
-      <w:r>
-        <w:rPr>
-          <w:rFonts w:ascii="Merriweather" w:eastAsia="Merriweather" w:hAnsi="Merriweather" w:cs="Merriweather"/>
-          <w:color w:val="666666"/>
-          <w:sz w:val="18"/>
-          <w:szCs w:val="18"/>
-        </w:rPr>
-        <w:t xml:space="preserve">Power BI Dashboarding and </w:t>
-      </w:r>
-      <w:r>
-        <w:rPr>
-          <w:rFonts w:ascii="Merriweather" w:eastAsia="Merriweather" w:hAnsi="Merriweather" w:cs="Merriweather"/>
-          <w:color w:val="666666"/>
-          <w:sz w:val="18"/>
-          <w:szCs w:val="18"/>
-        </w:rPr>
-        <w:t>automation improvements</w:t>
-      </w:r>
-    </w:p>
-    <w:p>
-      <w:pPr>
-        <w:numPr>
-          <w:ilvl w:val="0"/>
-          <w:numId w:val="3"/>
-        </w:numPr>
-        <w:rPr>
-          <w:rFonts w:ascii="Merriweather" w:eastAsia="Merriweather" w:hAnsi="Merriweather" w:cs="Merriweather"/>
-          <w:color w:val="666666"/>
-          <w:sz w:val="18"/>
-          <w:szCs w:val="18"/>
-        </w:rPr>
-      </w:pPr>
-      <w:r>
-        <w:rPr>
-          <w:rFonts w:ascii="Merriweather" w:eastAsia="Merriweather" w:hAnsi="Merriweather" w:cs="Merriweather"/>
-          <w:color w:val="666666"/>
-          <w:sz w:val="18"/>
-          <w:szCs w:val="18"/>
-        </w:rPr>
-        <w:t>W</w:t>
-      </w:r>
-      <w:r>
-        <w:rPr>
-          <w:rFonts w:ascii="Merriweather" w:eastAsia="Merriweather" w:hAnsi="Merriweather" w:cs="Merriweather"/>
-          <w:color w:val="666666"/>
-          <w:sz w:val="18"/>
-          <w:szCs w:val="18"/>
-        </w:rPr>
-        <w:t>orked as</w:t>
-      </w:r>
-      <w:r>
-        <w:rPr>
-          <w:rFonts w:ascii="Merriweather" w:eastAsia="Merriweather" w:hAnsi="Merriweather" w:cs="Merriweather"/>
-          <w:color w:val="666666"/>
-          <w:sz w:val="18"/>
-          <w:szCs w:val="18"/>
-        </w:rPr>
-        <w:t xml:space="preserve"> ad-hoc</w:t>
-      </w:r>
-      <w:r>
-        <w:rPr>
-          <w:rFonts w:ascii="Merriweather" w:eastAsia="Merriweather" w:hAnsi="Merriweather" w:cs="Merriweather"/>
-          <w:color w:val="666666"/>
-          <w:sz w:val="18"/>
-          <w:szCs w:val="18"/>
-        </w:rPr>
-        <w:t xml:space="preserve"> Risk Controller</w:t>
-      </w:r>
-      <w:r>
-        <w:rPr>
-          <w:rFonts w:ascii="Merriweather" w:eastAsia="Merriweather" w:hAnsi="Merriweather" w:cs="Merriweather"/>
-          <w:color w:val="666666"/>
-          <w:sz w:val="18"/>
-          <w:szCs w:val="18"/>
-        </w:rPr>
-        <w:t xml:space="preserve"> (4 months) and </w:t>
-      </w:r>
-      <w:r>
-        <w:rPr>
-          <w:rFonts w:ascii="Merriweather" w:eastAsia="Merriweather" w:hAnsi="Merriweather" w:cs="Merriweather"/>
-          <w:color w:val="666666"/>
-          <w:sz w:val="18"/>
-          <w:szCs w:val="18"/>
-        </w:rPr>
-        <w:t xml:space="preserve">OPEX </w:t>
-      </w:r>
-      <w:r>
-        <w:rPr>
-          <w:rFonts w:ascii="Merriweather" w:eastAsia="Merriweather" w:hAnsi="Merriweather" w:cs="Merriweather"/>
-          <w:color w:val="666666"/>
-          <w:sz w:val="18"/>
-          <w:szCs w:val="18"/>
-        </w:rPr>
-        <w:t>c</w:t>
-      </w:r>
-      <w:r>
-        <w:rPr>
-          <w:rFonts w:ascii="Merriweather" w:eastAsia="Merriweather" w:hAnsi="Merriweather" w:cs="Merriweather"/>
-          <w:color w:val="666666"/>
-          <w:sz w:val="18"/>
-          <w:szCs w:val="18"/>
-        </w:rPr>
-        <w:t>ontroller</w:t>
-      </w:r>
-      <w:r>
-        <w:rPr>
-          <w:rFonts w:ascii="Merriweather" w:eastAsia="Merriweather" w:hAnsi="Merriweather" w:cs="Merriweather"/>
-          <w:color w:val="666666"/>
-          <w:sz w:val="18"/>
-          <w:szCs w:val="18"/>
-        </w:rPr>
-        <w:t xml:space="preserve"> (6 months) and conducted monthly calls with management on their financials, but also data needs</w:t>
-      </w:r>
-    </w:p>
-    <w:p>
-      <w:pPr>
-        <w:numPr>
-          <w:ilvl w:val="0"/>
-          <w:numId w:val="3"/>
-        </w:numPr>
-        <w:rPr>
-          <w:rFonts w:ascii="Merriweather" w:eastAsia="Merriweather" w:hAnsi="Merriweather" w:cs="Merriweather"/>
-          <w:color w:val="666666"/>
-          <w:sz w:val="18"/>
-          <w:szCs w:val="18"/>
-        </w:rPr>
-      </w:pPr>
-      <w:r>
-        <w:rPr>
-          <w:rFonts w:ascii="Merriweather" w:eastAsia="Merriweather" w:hAnsi="Merriweather" w:cs="Merriweather"/>
-          <w:color w:val="666666"/>
-          <w:sz w:val="18"/>
-          <w:szCs w:val="18"/>
-        </w:rPr>
-        <w:t>Through the use of Power Query and Power Pivot, enabled MB Portfolio and Acquisition files to run seamlessly during the close without any manual intervention, just a simple refresh</w:t>
-      </w:r>
-    </w:p>
-    <w:p>
-      <w:pPr>
-        <w:numPr>
-          <w:ilvl w:val="0"/>
-          <w:numId w:val="3"/>
-        </w:numPr>
-        <w:rPr>
-          <w:rFonts w:ascii="Merriweather" w:eastAsia="Merriweather" w:hAnsi="Merriweather" w:cs="Merriweather"/>
-          <w:color w:val="666666"/>
-          <w:sz w:val="18"/>
-          <w:szCs w:val="18"/>
-        </w:rPr>
-      </w:pPr>
-      <w:r>
-        <w:rPr>
-          <w:rFonts w:ascii="Merriweather" w:eastAsia="Merriweather" w:hAnsi="Merriweather" w:cs="Merriweather"/>
-          <w:color w:val="666666"/>
-          <w:sz w:val="18"/>
-          <w:szCs w:val="18"/>
-        </w:rPr>
-        <w:t>Improved Insurance and Risk monthly close files to connect to a centralised Data-model, instead of relying on unstable links to other files</w:t>
-      </w:r>
-    </w:p>
-    <w:p>
-      <w:pPr>
-        <w:numPr>
-          <w:ilvl w:val="0"/>
-          <w:numId w:val="3"/>
-        </w:numPr>
-        <w:rPr>
-          <w:rFonts w:ascii="Merriweather" w:eastAsia="Merriweather" w:hAnsi="Merriweather" w:cs="Merriweather"/>
-          <w:color w:val="666666"/>
-          <w:sz w:val="18"/>
-          <w:szCs w:val="18"/>
-        </w:rPr>
-      </w:pPr>
-      <w:r>
-        <w:rPr>
-          <w:rFonts w:ascii="Merriweather" w:eastAsia="Merriweather" w:hAnsi="Merriweather" w:cs="Merriweather"/>
-          <w:color w:val="666666"/>
-          <w:sz w:val="18"/>
-          <w:szCs w:val="18"/>
-        </w:rPr>
-        <w:t>Worked closely with the IT team in order to communicate business requirements</w:t>
-      </w:r>
-    </w:p>
-    <w:p>
-      <w:pPr>
-        <w:numPr>
-          <w:ilvl w:val="0"/>
-          <w:numId w:val="3"/>
-        </w:numPr>
-        <w:rPr>
-          <w:rFonts w:ascii="Merriweather" w:eastAsia="Merriweather" w:hAnsi="Merriweather" w:cs="Merriweather"/>
-          <w:color w:val="666666"/>
-          <w:sz w:val="18"/>
-          <w:szCs w:val="18"/>
-        </w:rPr>
-      </w:pPr>
-      <w:r>
-        <w:rPr>
-          <w:rFonts w:ascii="Merriweather" w:eastAsia="Merriweather" w:hAnsi="Merriweather" w:cs="Merriweather"/>
-          <w:color w:val="666666"/>
-          <w:sz w:val="18"/>
-          <w:szCs w:val="18"/>
-        </w:rPr>
-        <w:t>Trained the controlling team on Power BI functionalities and helped them with their reporting requirements</w:t>
-      </w:r>
-    </w:p>
-    <w:p>
-      <w:pPr>
-        <w:numPr>
-          <w:ilvl w:val="0"/>
-          <w:numId w:val="3"/>
-        </w:numPr>
-        <w:rPr>
-          <w:rFonts w:ascii="Merriweather" w:eastAsia="Merriweather" w:hAnsi="Merriweather" w:cs="Merriweather"/>
-          <w:color w:val="666666"/>
-          <w:sz w:val="18"/>
-          <w:szCs w:val="18"/>
-        </w:rPr>
-      </w:pPr>
-      <w:r>
-        <w:rPr>
-          <w:rFonts w:ascii="Merriweather" w:eastAsia="Merriweather" w:hAnsi="Merriweather" w:cs="Merriweather"/>
-          <w:color w:val="666666"/>
-          <w:sz w:val="18"/>
-          <w:szCs w:val="18"/>
-        </w:rPr>
-        <w:t>Gained knowledge of MS SQL Server system throughout my time at MBFS</w:t>
+        <w:t>Working on behalf of Protiviti. My current assignment is within the renewable goods industry in which I am helping on mapping and PO cleansing</w:t>
+      </w:r>
+      <w:r>
+        <w:rPr>
+          <w:rFonts w:ascii="Merriweather" w:eastAsia="Merriweather" w:hAnsi="Merriweather" w:cs="Merriweather"/>
+          <w:color w:val="666666"/>
+          <w:sz w:val="18"/>
+          <w:szCs w:val="18"/>
+        </w:rPr>
+        <w:t xml:space="preserve"> within SAP/4 Hana</w:t>
+      </w:r>
+      <w:r>
+        <w:rPr>
+          <w:rFonts w:ascii="Merriweather" w:eastAsia="Merriweather" w:hAnsi="Merriweather" w:cs="Merriweather"/>
+          <w:color w:val="666666"/>
+          <w:sz w:val="18"/>
+          <w:szCs w:val="18"/>
+        </w:rPr>
+        <w:t>.</w:t>
       </w:r>
     </w:p>
     <w:p>
@@ -1012,8 +760,6 @@
           <w:szCs w:val="22"/>
         </w:rPr>
       </w:pPr>
-      <w:bookmarkStart w:id="5" w:name="_w04pk5wi98mp" w:colFirst="0" w:colLast="0"/>
-      <w:bookmarkEnd w:id="5"/>
       <w:r>
         <w:rPr>
           <w:rFonts w:ascii="Merriweather" w:eastAsia="Merriweather" w:hAnsi="Merriweather" w:cs="Merriweather"/>
@@ -1021,20 +767,19 @@
           <w:sz w:val="22"/>
           <w:szCs w:val="22"/>
         </w:rPr>
-        <w:t xml:space="preserve">Bol.com, </w:t>
-      </w:r>
-      <w:r>
-        <w:rPr>
-          <w:rFonts w:ascii="Merriweather" w:eastAsia="Merriweather" w:hAnsi="Merriweather" w:cs="Merriweather"/>
-          <w:sz w:val="22"/>
-          <w:szCs w:val="22"/>
-        </w:rPr>
-        <w:t>Utrecht —</w:t>
-      </w:r>
-      <w:r>
-        <w:rPr>
-          <w:rFonts w:ascii="Merriweather" w:eastAsia="Merriweather" w:hAnsi="Merriweather" w:cs="Merriweather"/>
-          <w:b/>
+        <w:t xml:space="preserve">Mercedes-Benz Financial Services, </w:t>
+      </w:r>
+      <w:r>
+        <w:rPr>
+          <w:rFonts w:ascii="Merriweather" w:eastAsia="Merriweather" w:hAnsi="Merriweather" w:cs="Merriweather"/>
+          <w:sz w:val="22"/>
+          <w:szCs w:val="22"/>
+        </w:rPr>
+        <w:t>Nieuwegein —</w:t>
+      </w:r>
+      <w:r>
+        <w:rPr>
+          <w:rFonts w:ascii="Merriweather" w:eastAsia="Merriweather" w:hAnsi="Merriweather" w:cs="Merriweather"/>
           <w:sz w:val="22"/>
           <w:szCs w:val="22"/>
         </w:rPr>
@@ -1047,7 +792,25 @@
           <w:sz w:val="22"/>
           <w:szCs w:val="22"/>
         </w:rPr>
-        <w:t>Reporting specialist a.i.</w:t>
+        <w:t xml:space="preserve">BI </w:t>
+      </w:r>
+      <w:r>
+        <w:rPr>
+          <w:rFonts w:ascii="Merriweather" w:eastAsia="Merriweather" w:hAnsi="Merriweather" w:cs="Merriweather"/>
+          <w:i/>
+          <w:sz w:val="22"/>
+          <w:szCs w:val="22"/>
+        </w:rPr>
+        <w:t>analys</w:t>
+      </w:r>
+      <w:r>
+        <w:rPr>
+          <w:rFonts w:ascii="Merriweather" w:eastAsia="Merriweather" w:hAnsi="Merriweather" w:cs="Merriweather"/>
+          <w:i/>
+          <w:sz w:val="22"/>
+          <w:szCs w:val="22"/>
+        </w:rPr>
+        <w:t>t a.i.</w:t>
       </w:r>
     </w:p>
     <w:p>
@@ -1063,8 +826,8 @@
           <w:szCs w:val="16"/>
         </w:rPr>
       </w:pPr>
-      <w:bookmarkStart w:id="6" w:name="_cgq47r8rhplm" w:colFirst="0" w:colLast="0"/>
-      <w:bookmarkEnd w:id="6"/>
+      <w:bookmarkStart w:id="4" w:name="_jivnliumdm9x" w:colFirst="0" w:colLast="0"/>
+      <w:bookmarkEnd w:id="4"/>
       <w:r>
         <w:rPr>
           <w:rFonts w:ascii="Open Sans" w:eastAsia="Open Sans" w:hAnsi="Open Sans" w:cs="Open Sans"/>
@@ -1072,7 +835,34 @@
           <w:sz w:val="16"/>
           <w:szCs w:val="16"/>
         </w:rPr>
-        <w:t>JANUARY  2022 - SEPTEMBER 2022</w:t>
+        <w:t xml:space="preserve">OCTOBER  2022 </w:t>
+      </w:r>
+      <w:r>
+        <w:rPr>
+          <w:rFonts w:ascii="Open Sans" w:eastAsia="Open Sans" w:hAnsi="Open Sans" w:cs="Open Sans"/>
+          <w:color w:val="666666"/>
+          <w:sz w:val="16"/>
+          <w:szCs w:val="16"/>
+        </w:rPr>
+        <w:t>–</w:t>
+      </w:r>
+      <w:r>
+        <w:rPr>
+          <w:rFonts w:ascii="Open Sans" w:eastAsia="Open Sans" w:hAnsi="Open Sans" w:cs="Open Sans"/>
+          <w:color w:val="666666"/>
+          <w:sz w:val="16"/>
+          <w:szCs w:val="16"/>
+        </w:rPr>
+        <w:t xml:space="preserve"> </w:t>
+      </w:r>
+      <w:r>
+        <w:rPr>
+          <w:rFonts w:ascii="Open Sans" w:eastAsia="Open Sans" w:hAnsi="Open Sans" w:cs="Open Sans"/>
+          <w:color w:val="666666"/>
+          <w:sz w:val="16"/>
+          <w:szCs w:val="16"/>
+        </w:rPr>
+        <w:t>DECEMBER 2023</w:t>
       </w:r>
     </w:p>
     <w:p>
@@ -1095,47 +885,43 @@
           <w:sz w:val="18"/>
           <w:szCs w:val="18"/>
         </w:rPr>
-        <w:t>Developed a dynamic “one-click refresh” Actual and Forecast P&amp;L. Each BU P&amp;L is specifically</w:t>
-      </w:r>
-    </w:p>
-    <w:p>
-      <w:pPr>
-        <w:ind w:left="720"/>
-        <w:rPr>
-          <w:rFonts w:ascii="Merriweather" w:eastAsia="Merriweather" w:hAnsi="Merriweather" w:cs="Merriweather"/>
-          <w:color w:val="666666"/>
-          <w:sz w:val="18"/>
-          <w:szCs w:val="18"/>
-        </w:rPr>
-      </w:pPr>
-      <w:r>
-        <w:rPr>
-          <w:rFonts w:ascii="Merriweather" w:eastAsia="Merriweather" w:hAnsi="Merriweather" w:cs="Merriweather"/>
-          <w:color w:val="666666"/>
-          <w:sz w:val="18"/>
-          <w:szCs w:val="18"/>
-        </w:rPr>
-        <w:t>tailored to the wishes of the responsible Business Unit controller. These reports are now being</w:t>
-      </w:r>
-    </w:p>
-    <w:p>
-      <w:pPr>
-        <w:ind w:left="720"/>
-        <w:rPr>
-          <w:rFonts w:ascii="Merriweather" w:eastAsia="Merriweather" w:hAnsi="Merriweather" w:cs="Merriweather"/>
-          <w:color w:val="666666"/>
-          <w:sz w:val="18"/>
-          <w:szCs w:val="18"/>
-        </w:rPr>
-      </w:pPr>
-      <w:r>
-        <w:rPr>
-          <w:rFonts w:ascii="Merriweather" w:eastAsia="Merriweather" w:hAnsi="Merriweather" w:cs="Merriweather"/>
-          <w:color w:val="666666"/>
-          <w:sz w:val="18"/>
-          <w:szCs w:val="18"/>
-        </w:rPr>
-        <w:t>used by all financials within the company</w:t>
+        <w:t xml:space="preserve">Mapped the entire MB Financial Services business in order to </w:t>
+      </w:r>
+      <w:r>
+        <w:rPr>
+          <w:rFonts w:ascii="Merriweather" w:eastAsia="Merriweather" w:hAnsi="Merriweather" w:cs="Merriweather"/>
+          <w:color w:val="666666"/>
+          <w:sz w:val="18"/>
+          <w:szCs w:val="18"/>
+        </w:rPr>
+        <w:t xml:space="preserve">develop and </w:t>
+      </w:r>
+      <w:r>
+        <w:rPr>
+          <w:rFonts w:ascii="Merriweather" w:eastAsia="Merriweather" w:hAnsi="Merriweather" w:cs="Merriweather"/>
+          <w:color w:val="666666"/>
+          <w:sz w:val="18"/>
+          <w:szCs w:val="18"/>
+        </w:rPr>
+        <w:t xml:space="preserve">implement </w:t>
+      </w:r>
+      <w:r>
+        <w:rPr>
+          <w:rFonts w:ascii="Merriweather" w:eastAsia="Merriweather" w:hAnsi="Merriweather" w:cs="Merriweather"/>
+          <w:color w:val="666666"/>
+          <w:sz w:val="18"/>
+          <w:szCs w:val="18"/>
+        </w:rPr>
+        <w:t xml:space="preserve">Power BI Dashboarding and </w:t>
+      </w:r>
+      <w:r>
+        <w:rPr>
+          <w:rFonts w:ascii="Merriweather" w:eastAsia="Merriweather" w:hAnsi="Merriweather" w:cs="Merriweather"/>
+          <w:color w:val="666666"/>
+          <w:sz w:val="18"/>
+          <w:szCs w:val="18"/>
+        </w:rPr>
+        <w:t>automation improvements</w:t>
       </w:r>
     </w:p>
     <w:p>
@@ -1158,27 +944,97 @@
           <w:sz w:val="18"/>
           <w:szCs w:val="18"/>
         </w:rPr>
-        <w:t>Played a key role in redesigning the entire Forecasting process and am continually improving the</w:t>
-      </w:r>
-    </w:p>
-    <w:p>
-      <w:pPr>
-        <w:ind w:left="720"/>
-        <w:rPr>
-          <w:rFonts w:ascii="Merriweather" w:eastAsia="Merriweather" w:hAnsi="Merriweather" w:cs="Merriweather"/>
-          <w:color w:val="666666"/>
-          <w:sz w:val="18"/>
-          <w:szCs w:val="18"/>
-        </w:rPr>
-      </w:pPr>
-      <w:r>
-        <w:rPr>
-          <w:rFonts w:ascii="Merriweather" w:eastAsia="Merriweather" w:hAnsi="Merriweather" w:cs="Merriweather"/>
-          <w:color w:val="666666"/>
-          <w:sz w:val="18"/>
-          <w:szCs w:val="18"/>
-        </w:rPr>
-        <w:t>Vena database and P&amp;L structure where needed</w:t>
+        <w:t>W</w:t>
+      </w:r>
+      <w:r>
+        <w:rPr>
+          <w:rFonts w:ascii="Merriweather" w:eastAsia="Merriweather" w:hAnsi="Merriweather" w:cs="Merriweather"/>
+          <w:color w:val="666666"/>
+          <w:sz w:val="18"/>
+          <w:szCs w:val="18"/>
+        </w:rPr>
+        <w:t>orked as</w:t>
+      </w:r>
+      <w:r>
+        <w:rPr>
+          <w:rFonts w:ascii="Merriweather" w:eastAsia="Merriweather" w:hAnsi="Merriweather" w:cs="Merriweather"/>
+          <w:color w:val="666666"/>
+          <w:sz w:val="18"/>
+          <w:szCs w:val="18"/>
+        </w:rPr>
+        <w:t xml:space="preserve"> ad-hoc</w:t>
+      </w:r>
+      <w:r>
+        <w:rPr>
+          <w:rFonts w:ascii="Merriweather" w:eastAsia="Merriweather" w:hAnsi="Merriweather" w:cs="Merriweather"/>
+          <w:color w:val="666666"/>
+          <w:sz w:val="18"/>
+          <w:szCs w:val="18"/>
+        </w:rPr>
+        <w:t xml:space="preserve"> Risk Controller</w:t>
+      </w:r>
+      <w:r>
+        <w:rPr>
+          <w:rFonts w:ascii="Merriweather" w:eastAsia="Merriweather" w:hAnsi="Merriweather" w:cs="Merriweather"/>
+          <w:color w:val="666666"/>
+          <w:sz w:val="18"/>
+          <w:szCs w:val="18"/>
+        </w:rPr>
+        <w:t xml:space="preserve"> (4 months) and </w:t>
+      </w:r>
+      <w:r>
+        <w:rPr>
+          <w:rFonts w:ascii="Merriweather" w:eastAsia="Merriweather" w:hAnsi="Merriweather" w:cs="Merriweather"/>
+          <w:color w:val="666666"/>
+          <w:sz w:val="18"/>
+          <w:szCs w:val="18"/>
+        </w:rPr>
+        <w:t xml:space="preserve">OPEX </w:t>
+      </w:r>
+      <w:r>
+        <w:rPr>
+          <w:rFonts w:ascii="Merriweather" w:eastAsia="Merriweather" w:hAnsi="Merriweather" w:cs="Merriweather"/>
+          <w:color w:val="666666"/>
+          <w:sz w:val="18"/>
+          <w:szCs w:val="18"/>
+        </w:rPr>
+        <w:t>c</w:t>
+      </w:r>
+      <w:r>
+        <w:rPr>
+          <w:rFonts w:ascii="Merriweather" w:eastAsia="Merriweather" w:hAnsi="Merriweather" w:cs="Merriweather"/>
+          <w:color w:val="666666"/>
+          <w:sz w:val="18"/>
+          <w:szCs w:val="18"/>
+        </w:rPr>
+        <w:t>ontroller</w:t>
+      </w:r>
+      <w:r>
+        <w:rPr>
+          <w:rFonts w:ascii="Merriweather" w:eastAsia="Merriweather" w:hAnsi="Merriweather" w:cs="Merriweather"/>
+          <w:color w:val="666666"/>
+          <w:sz w:val="18"/>
+          <w:szCs w:val="18"/>
+        </w:rPr>
+        <w:t xml:space="preserve"> (6 months) and conducted monthly calls with management on their financials</w:t>
+      </w:r>
+      <w:r>
+        <w:rPr>
+          <w:rFonts w:ascii="Merriweather" w:eastAsia="Merriweather" w:hAnsi="Merriweather" w:cs="Merriweather"/>
+          <w:color w:val="666666"/>
+          <w:sz w:val="18"/>
+          <w:szCs w:val="18"/>
+        </w:rPr>
+        <w:t xml:space="preserve"> and</w:t>
+      </w:r>
+      <w:r>
+        <w:rPr>
+          <w:rFonts w:ascii="Merriweather" w:eastAsia="Merriweather" w:hAnsi="Merriweather" w:cs="Merriweather"/>
+          <w:color w:val="666666"/>
+          <w:sz w:val="18"/>
+          <w:szCs w:val="18"/>
+        </w:rPr>
+        <w:t xml:space="preserve"> data needs</w:t>
       </w:r>
     </w:p>
     <w:p>
@@ -1201,7 +1057,7 @@
           <w:sz w:val="18"/>
           <w:szCs w:val="18"/>
         </w:rPr>
-        <w:t>Developed automated waterfall bridges for periodic, quarterly, and ytd reporting</w:t>
+        <w:t>Through the use of Power Query and Power Pivot, enabled MB Portfolio and Acquisition files to run seamlessly during the close without any manual intervention, just a simple refresh</w:t>
       </w:r>
     </w:p>
     <w:p>
@@ -1224,7 +1080,7 @@
           <w:sz w:val="18"/>
           <w:szCs w:val="18"/>
         </w:rPr>
-        <w:t>Automated monthly P&amp;L reporting decks through the use of Excel VBA</w:t>
+        <w:t>Improved Insurance and Risk monthly close files to connect to a centralised Data-model, instead of relying on unstable links to other files</w:t>
       </w:r>
     </w:p>
     <w:p>
@@ -1247,8 +1103,56 @@
           <w:sz w:val="18"/>
           <w:szCs w:val="18"/>
         </w:rPr>
-        <w:t xml:space="preserve">Built a simple “one-click” Excel to Powerpoint upload through the use of Excel VBA so that MT can get as many Actual or Budget reviews as they like in a powerpoint format </w:t>
-      </w:r>
+        <w:t>Worked closely with the IT team in order to communicate business requirements</w:t>
+      </w:r>
+    </w:p>
+    <w:p>
+      <w:pPr>
+        <w:numPr>
+          <w:ilvl w:val="0"/>
+          <w:numId w:val="3"/>
+        </w:numPr>
+        <w:rPr>
+          <w:rFonts w:ascii="Merriweather" w:eastAsia="Merriweather" w:hAnsi="Merriweather" w:cs="Merriweather"/>
+          <w:color w:val="666666"/>
+          <w:sz w:val="18"/>
+          <w:szCs w:val="18"/>
+        </w:rPr>
+      </w:pPr>
+      <w:r>
+        <w:rPr>
+          <w:rFonts w:ascii="Merriweather" w:eastAsia="Merriweather" w:hAnsi="Merriweather" w:cs="Merriweather"/>
+          <w:color w:val="666666"/>
+          <w:sz w:val="18"/>
+          <w:szCs w:val="18"/>
+        </w:rPr>
+        <w:t>Trained the controlling team on Power BI functionalities and helped them with their reporting requirements</w:t>
+      </w:r>
+    </w:p>
+    <w:p>
+      <w:pPr>
+        <w:numPr>
+          <w:ilvl w:val="0"/>
+          <w:numId w:val="3"/>
+        </w:numPr>
+        <w:rPr>
+          <w:rFonts w:ascii="Merriweather" w:eastAsia="Merriweather" w:hAnsi="Merriweather" w:cs="Merriweather"/>
+          <w:color w:val="666666"/>
+          <w:sz w:val="18"/>
+          <w:szCs w:val="18"/>
+        </w:rPr>
+      </w:pPr>
+      <w:r>
+        <w:rPr>
+          <w:rFonts w:ascii="Merriweather" w:eastAsia="Merriweather" w:hAnsi="Merriweather" w:cs="Merriweather"/>
+          <w:color w:val="666666"/>
+          <w:sz w:val="18"/>
+          <w:szCs w:val="18"/>
+        </w:rPr>
+        <w:t>Gained knowledge of MS SQL Server system throughout my time at MBFS</w:t>
+      </w:r>
+      <w:bookmarkStart w:id="5" w:name="_w04pk5wi98mp" w:colFirst="0" w:colLast="0"/>
+      <w:bookmarkEnd w:id="5"/>
     </w:p>
     <w:p>
       <w:pPr>
@@ -1263,25 +1167,38 @@
           <w:szCs w:val="22"/>
         </w:rPr>
       </w:pPr>
-      <w:bookmarkStart w:id="7" w:name="_qmw0lt5uoh9h" w:colFirst="0" w:colLast="0"/>
-      <w:bookmarkEnd w:id="7"/>
-      <w:r>
+    </w:p>
+    <w:p/>
+    <w:p>
+      <w:pPr>
+        <w:pStyle w:val="Heading2"/>
+        <w:widowControl w:val="0"/>
+        <w:spacing w:before="320" w:after="0" w:line="240" w:lineRule="auto"/>
+        <w:ind w:right="-240"/>
         <w:rPr>
           <w:rFonts w:ascii="Merriweather" w:eastAsia="Merriweather" w:hAnsi="Merriweather" w:cs="Merriweather"/>
           <w:b/>
           <w:sz w:val="22"/>
           <w:szCs w:val="22"/>
         </w:rPr>
+      </w:pPr>
+      <w:r>
+        <w:rPr>
+          <w:rFonts w:ascii="Merriweather" w:eastAsia="Merriweather" w:hAnsi="Merriweather" w:cs="Merriweather"/>
+          <w:b/>
+          <w:sz w:val="22"/>
+          <w:szCs w:val="22"/>
+        </w:rPr>
         <w:lastRenderedPageBreak/>
-        <w:t xml:space="preserve">Microsoft, </w:t>
-      </w:r>
-      <w:r>
-        <w:rPr>
-          <w:rFonts w:ascii="Merriweather" w:eastAsia="Merriweather" w:hAnsi="Merriweather" w:cs="Merriweather"/>
-          <w:sz w:val="22"/>
-          <w:szCs w:val="22"/>
-        </w:rPr>
-        <w:t>Amsterdam —</w:t>
+        <w:t xml:space="preserve">Bol.com, </w:t>
+      </w:r>
+      <w:r>
+        <w:rPr>
+          <w:rFonts w:ascii="Merriweather" w:eastAsia="Merriweather" w:hAnsi="Merriweather" w:cs="Merriweather"/>
+          <w:sz w:val="22"/>
+          <w:szCs w:val="22"/>
+        </w:rPr>
+        <w:t>Utrecht —</w:t>
       </w:r>
       <w:r>
         <w:rPr>
@@ -1299,7 +1216,7 @@
           <w:sz w:val="22"/>
           <w:szCs w:val="22"/>
         </w:rPr>
-        <w:t>Consulting Financial Analyst a.i.</w:t>
+        <w:t>Reporting specialist a.i.</w:t>
       </w:r>
     </w:p>
     <w:p>
@@ -1315,8 +1232,8 @@
           <w:szCs w:val="16"/>
         </w:rPr>
       </w:pPr>
-      <w:bookmarkStart w:id="8" w:name="_191yuolzadcu" w:colFirst="0" w:colLast="0"/>
-      <w:bookmarkEnd w:id="8"/>
+      <w:bookmarkStart w:id="6" w:name="_cgq47r8rhplm" w:colFirst="0" w:colLast="0"/>
+      <w:bookmarkEnd w:id="6"/>
       <w:r>
         <w:rPr>
           <w:rFonts w:ascii="Open Sans" w:eastAsia="Open Sans" w:hAnsi="Open Sans" w:cs="Open Sans"/>
@@ -1324,7 +1241,7 @@
           <w:sz w:val="16"/>
           <w:szCs w:val="16"/>
         </w:rPr>
-        <w:t>OCTOBER 2020 - JUNE 2021</w:t>
+        <w:t>JANUARY  2022 - SEPTEMBER 2022</w:t>
       </w:r>
     </w:p>
     <w:p>
@@ -1347,7 +1264,47 @@
           <w:sz w:val="18"/>
           <w:szCs w:val="18"/>
         </w:rPr>
-        <w:t>Assisted the WE Services HQ finance and business in managing the WE P&amp;L and Key Services Financial processes</w:t>
+        <w:t>Developed a dynamic “one-click refresh” Actual and Forecast P&amp;L. Each BU P&amp;L is specifically</w:t>
+      </w:r>
+    </w:p>
+    <w:p>
+      <w:pPr>
+        <w:ind w:left="720"/>
+        <w:rPr>
+          <w:rFonts w:ascii="Merriweather" w:eastAsia="Merriweather" w:hAnsi="Merriweather" w:cs="Merriweather"/>
+          <w:color w:val="666666"/>
+          <w:sz w:val="18"/>
+          <w:szCs w:val="18"/>
+        </w:rPr>
+      </w:pPr>
+      <w:r>
+        <w:rPr>
+          <w:rFonts w:ascii="Merriweather" w:eastAsia="Merriweather" w:hAnsi="Merriweather" w:cs="Merriweather"/>
+          <w:color w:val="666666"/>
+          <w:sz w:val="18"/>
+          <w:szCs w:val="18"/>
+        </w:rPr>
+        <w:t>tailored to the wishes of the responsible Business Unit controller. These reports are now being</w:t>
+      </w:r>
+    </w:p>
+    <w:p>
+      <w:pPr>
+        <w:ind w:left="720"/>
+        <w:rPr>
+          <w:rFonts w:ascii="Merriweather" w:eastAsia="Merriweather" w:hAnsi="Merriweather" w:cs="Merriweather"/>
+          <w:color w:val="666666"/>
+          <w:sz w:val="18"/>
+          <w:szCs w:val="18"/>
+        </w:rPr>
+      </w:pPr>
+      <w:r>
+        <w:rPr>
+          <w:rFonts w:ascii="Merriweather" w:eastAsia="Merriweather" w:hAnsi="Merriweather" w:cs="Merriweather"/>
+          <w:color w:val="666666"/>
+          <w:sz w:val="18"/>
+          <w:szCs w:val="18"/>
+        </w:rPr>
+        <w:t>used by all financials within the company</w:t>
       </w:r>
     </w:p>
     <w:p>
@@ -1370,7 +1327,27 @@
           <w:sz w:val="18"/>
           <w:szCs w:val="18"/>
         </w:rPr>
-        <w:t>Developed a monthly Azure Usage file and Flash email for all WE countries using Power BI, now used worldwide within Microsoft</w:t>
+        <w:t>Played a key role in redesigning the entire Forecasting process and am continually improving the</w:t>
+      </w:r>
+    </w:p>
+    <w:p>
+      <w:pPr>
+        <w:ind w:left="720"/>
+        <w:rPr>
+          <w:rFonts w:ascii="Merriweather" w:eastAsia="Merriweather" w:hAnsi="Merriweather" w:cs="Merriweather"/>
+          <w:color w:val="666666"/>
+          <w:sz w:val="18"/>
+          <w:szCs w:val="18"/>
+        </w:rPr>
+      </w:pPr>
+      <w:r>
+        <w:rPr>
+          <w:rFonts w:ascii="Merriweather" w:eastAsia="Merriweather" w:hAnsi="Merriweather" w:cs="Merriweather"/>
+          <w:color w:val="666666"/>
+          <w:sz w:val="18"/>
+          <w:szCs w:val="18"/>
+        </w:rPr>
+        <w:t>Vena database and P&amp;L structure where needed</w:t>
       </w:r>
     </w:p>
     <w:p>
@@ -1393,7 +1370,7 @@
           <w:sz w:val="18"/>
           <w:szCs w:val="18"/>
         </w:rPr>
-        <w:t>Developed a monthly CSU (Account Manager performance tracker) file for all WE countries using Power BI, now used worldwide within Microsoft</w:t>
+        <w:t>Developed automated waterfall bridges for periodic, quarterly, and ytd reporting</w:t>
       </w:r>
     </w:p>
     <w:p>
@@ -1416,7 +1393,7 @@
           <w:sz w:val="18"/>
           <w:szCs w:val="18"/>
         </w:rPr>
-        <w:t>Automated outlook heatmaps for all WE countries using Excel VBA</w:t>
+        <w:t>Automated monthly P&amp;L reporting decks through the use of Excel VBA</w:t>
       </w:r>
     </w:p>
     <w:p>
@@ -1439,76 +1416,7 @@
           <w:sz w:val="18"/>
           <w:szCs w:val="18"/>
         </w:rPr>
-        <w:t xml:space="preserve">Managed the Spanish Subregion for paternity leave, providing Monthly Close, Outlook and Budgetary analysis &amp; commentary </w:t>
-      </w:r>
-    </w:p>
-    <w:p>
-      <w:pPr>
-        <w:numPr>
-          <w:ilvl w:val="0"/>
-          <w:numId w:val="3"/>
-        </w:numPr>
-        <w:rPr>
-          <w:rFonts w:ascii="Merriweather" w:eastAsia="Merriweather" w:hAnsi="Merriweather" w:cs="Merriweather"/>
-          <w:color w:val="666666"/>
-          <w:sz w:val="18"/>
-          <w:szCs w:val="18"/>
-        </w:rPr>
-      </w:pPr>
-      <w:r>
-        <w:rPr>
-          <w:rFonts w:ascii="Merriweather" w:eastAsia="Merriweather" w:hAnsi="Merriweather" w:cs="Merriweather"/>
-          <w:color w:val="666666"/>
-          <w:sz w:val="18"/>
-          <w:szCs w:val="18"/>
-        </w:rPr>
-        <w:t xml:space="preserve">Created a gap to target file in order to track WE progress throughout the year </w:t>
-      </w:r>
-    </w:p>
-    <w:p>
-      <w:pPr>
-        <w:numPr>
-          <w:ilvl w:val="0"/>
-          <w:numId w:val="3"/>
-        </w:numPr>
-        <w:rPr>
-          <w:rFonts w:ascii="Merriweather" w:eastAsia="Merriweather" w:hAnsi="Merriweather" w:cs="Merriweather"/>
-          <w:color w:val="666666"/>
-          <w:sz w:val="18"/>
-          <w:szCs w:val="18"/>
-        </w:rPr>
-      </w:pPr>
-      <w:r>
-        <w:rPr>
-          <w:rFonts w:ascii="Merriweather" w:eastAsia="Merriweather" w:hAnsi="Merriweather" w:cs="Merriweather"/>
-          <w:color w:val="666666"/>
-          <w:sz w:val="18"/>
-          <w:szCs w:val="18"/>
-        </w:rPr>
-        <w:t>Provided Monthly outlook overviews for The Netherlands &amp; Belgium</w:t>
-      </w:r>
-    </w:p>
-    <w:p>
-      <w:pPr>
-        <w:numPr>
-          <w:ilvl w:val="0"/>
-          <w:numId w:val="3"/>
-        </w:numPr>
-        <w:rPr>
-          <w:rFonts w:ascii="Merriweather" w:eastAsia="Merriweather" w:hAnsi="Merriweather" w:cs="Merriweather"/>
-          <w:color w:val="666666"/>
-          <w:sz w:val="18"/>
-          <w:szCs w:val="18"/>
-        </w:rPr>
-      </w:pPr>
-      <w:r>
-        <w:rPr>
-          <w:rFonts w:ascii="Merriweather" w:eastAsia="Merriweather" w:hAnsi="Merriweather" w:cs="Merriweather"/>
-          <w:color w:val="666666"/>
-          <w:sz w:val="18"/>
-          <w:szCs w:val="18"/>
-        </w:rPr>
-        <w:t xml:space="preserve">Weekly Netherlands and Belgium revenue outlook </w:t>
+        <w:t xml:space="preserve">Built a simple “one-click” Excel to Powerpoint upload through the use of Excel VBA so that MT can get as many Actual or Budget reviews as they like in a powerpoint format </w:t>
       </w:r>
     </w:p>
     <w:p>
@@ -1519,38 +1427,47 @@
         <w:ind w:right="-240"/>
         <w:rPr>
           <w:rFonts w:ascii="Merriweather" w:eastAsia="Merriweather" w:hAnsi="Merriweather" w:cs="Merriweather"/>
+          <w:b/>
+          <w:sz w:val="22"/>
+          <w:szCs w:val="22"/>
+        </w:rPr>
+      </w:pPr>
+      <w:bookmarkStart w:id="7" w:name="_qmw0lt5uoh9h" w:colFirst="0" w:colLast="0"/>
+      <w:bookmarkEnd w:id="7"/>
+      <w:r>
+        <w:rPr>
+          <w:rFonts w:ascii="Merriweather" w:eastAsia="Merriweather" w:hAnsi="Merriweather" w:cs="Merriweather"/>
+          <w:b/>
+          <w:sz w:val="22"/>
+          <w:szCs w:val="22"/>
+        </w:rPr>
+        <w:t xml:space="preserve">Microsoft, </w:t>
+      </w:r>
+      <w:r>
+        <w:rPr>
+          <w:rFonts w:ascii="Merriweather" w:eastAsia="Merriweather" w:hAnsi="Merriweather" w:cs="Merriweather"/>
+          <w:sz w:val="22"/>
+          <w:szCs w:val="22"/>
+        </w:rPr>
+        <w:t>Amsterdam —</w:t>
+      </w:r>
+      <w:r>
+        <w:rPr>
+          <w:rFonts w:ascii="Merriweather" w:eastAsia="Merriweather" w:hAnsi="Merriweather" w:cs="Merriweather"/>
+          <w:b/>
+          <w:sz w:val="22"/>
+          <w:szCs w:val="22"/>
+        </w:rPr>
+        <w:t xml:space="preserve"> </w:t>
+      </w:r>
+      <w:r>
+        <w:rPr>
+          <w:rFonts w:ascii="Merriweather" w:eastAsia="Merriweather" w:hAnsi="Merriweather" w:cs="Merriweather"/>
           <w:i/>
           <w:sz w:val="22"/>
           <w:szCs w:val="22"/>
         </w:rPr>
-      </w:pPr>
-      <w:bookmarkStart w:id="9" w:name="_p16cywqaf7ma" w:colFirst="0" w:colLast="0"/>
-      <w:bookmarkEnd w:id="9"/>
-      <w:r>
-        <w:rPr>
-          <w:rFonts w:ascii="Merriweather" w:eastAsia="Merriweather" w:hAnsi="Merriweather" w:cs="Merriweather"/>
-          <w:b/>
-          <w:sz w:val="22"/>
-          <w:szCs w:val="22"/>
-        </w:rPr>
-        <w:t xml:space="preserve">Action, </w:t>
-      </w:r>
-      <w:r>
-        <w:rPr>
-          <w:rFonts w:ascii="Merriweather" w:eastAsia="Merriweather" w:hAnsi="Merriweather" w:cs="Merriweather"/>
-          <w:sz w:val="22"/>
-          <w:szCs w:val="22"/>
-        </w:rPr>
-        <w:t xml:space="preserve">Zwaagdijk HQ — </w:t>
-      </w:r>
-      <w:r>
-        <w:rPr>
-          <w:rFonts w:ascii="Merriweather" w:eastAsia="Merriweather" w:hAnsi="Merriweather" w:cs="Merriweather"/>
-          <w:i/>
-          <w:sz w:val="22"/>
-          <w:szCs w:val="22"/>
-        </w:rPr>
-        <w:t>Business Analyst Commercial Control a.i.</w:t>
+        <w:t>Consulting Financial Analyst a.i.</w:t>
       </w:r>
     </w:p>
     <w:p>
@@ -1566,8 +1483,8 @@
           <w:szCs w:val="16"/>
         </w:rPr>
       </w:pPr>
-      <w:bookmarkStart w:id="10" w:name="_lax5nrzh2wke" w:colFirst="0" w:colLast="0"/>
-      <w:bookmarkEnd w:id="10"/>
+      <w:bookmarkStart w:id="8" w:name="_191yuolzadcu" w:colFirst="0" w:colLast="0"/>
+      <w:bookmarkEnd w:id="8"/>
       <w:r>
         <w:rPr>
           <w:rFonts w:ascii="Open Sans" w:eastAsia="Open Sans" w:hAnsi="Open Sans" w:cs="Open Sans"/>
@@ -1575,223 +1492,191 @@
           <w:sz w:val="16"/>
           <w:szCs w:val="16"/>
         </w:rPr>
-        <w:t>OCTOBER 2019 - MAY 2020</w:t>
-      </w:r>
-    </w:p>
-    <w:p>
-      <w:pPr>
-        <w:numPr>
-          <w:ilvl w:val="0"/>
-          <w:numId w:val="4"/>
-        </w:numPr>
-        <w:ind w:right="-240"/>
-        <w:rPr>
-          <w:rFonts w:ascii="Merriweather" w:eastAsia="Merriweather" w:hAnsi="Merriweather" w:cs="Merriweather"/>
-          <w:color w:val="666666"/>
-          <w:sz w:val="18"/>
-          <w:szCs w:val="18"/>
-        </w:rPr>
-      </w:pPr>
-      <w:r>
-        <w:rPr>
-          <w:rFonts w:ascii="Merriweather" w:eastAsia="Merriweather" w:hAnsi="Merriweather" w:cs="Merriweather"/>
-          <w:color w:val="666666"/>
-          <w:sz w:val="18"/>
-          <w:szCs w:val="18"/>
-        </w:rPr>
-        <w:t>Reporting of weekly sales data for the commercial control department. (I reduced the weekly sales data production time from 3 hours to 15 minutes a week through the use of Excel VBA)</w:t>
-      </w:r>
-    </w:p>
-    <w:p>
-      <w:pPr>
-        <w:numPr>
-          <w:ilvl w:val="0"/>
-          <w:numId w:val="4"/>
-        </w:numPr>
-        <w:ind w:right="-240"/>
-        <w:rPr>
-          <w:rFonts w:ascii="Merriweather" w:eastAsia="Merriweather" w:hAnsi="Merriweather" w:cs="Merriweather"/>
-          <w:color w:val="666666"/>
-          <w:sz w:val="18"/>
-          <w:szCs w:val="18"/>
-        </w:rPr>
-      </w:pPr>
-      <w:r>
-        <w:rPr>
-          <w:rFonts w:ascii="Merriweather" w:eastAsia="Merriweather" w:hAnsi="Merriweather" w:cs="Merriweather"/>
-          <w:color w:val="666666"/>
-          <w:sz w:val="18"/>
-          <w:szCs w:val="18"/>
-        </w:rPr>
-        <w:t>Developed a monthly Direct import analysis file in order to assist the Logistics and Controlling team. This file combined inventory inflow, stock on ship, actual and budgeted sales data. Data was sourced from SAP, Qlikview and other Excel files</w:t>
-      </w:r>
-    </w:p>
-    <w:p>
-      <w:pPr>
-        <w:numPr>
-          <w:ilvl w:val="0"/>
-          <w:numId w:val="4"/>
-        </w:numPr>
-        <w:ind w:right="-240"/>
-        <w:rPr>
-          <w:rFonts w:ascii="Merriweather" w:eastAsia="Merriweather" w:hAnsi="Merriweather" w:cs="Merriweather"/>
-          <w:color w:val="666666"/>
-          <w:sz w:val="18"/>
-          <w:szCs w:val="18"/>
-        </w:rPr>
-      </w:pPr>
-      <w:r>
-        <w:rPr>
-          <w:rFonts w:ascii="Merriweather" w:eastAsia="Merriweather" w:hAnsi="Merriweather" w:cs="Merriweather"/>
-          <w:color w:val="666666"/>
-          <w:sz w:val="18"/>
-          <w:szCs w:val="18"/>
-        </w:rPr>
-        <w:t>Developed a one click weekly SKU inflow file using Excel VBA</w:t>
-      </w:r>
-    </w:p>
-    <w:p>
-      <w:pPr>
-        <w:numPr>
-          <w:ilvl w:val="0"/>
-          <w:numId w:val="4"/>
-        </w:numPr>
-        <w:ind w:right="-240"/>
-        <w:rPr>
-          <w:rFonts w:ascii="Merriweather" w:eastAsia="Merriweather" w:hAnsi="Merriweather" w:cs="Merriweather"/>
-          <w:color w:val="666666"/>
-          <w:sz w:val="18"/>
-          <w:szCs w:val="18"/>
-        </w:rPr>
-      </w:pPr>
-      <w:r>
-        <w:rPr>
-          <w:rFonts w:ascii="Merriweather" w:eastAsia="Merriweather" w:hAnsi="Merriweather" w:cs="Merriweather"/>
-          <w:color w:val="666666"/>
-          <w:sz w:val="18"/>
-          <w:szCs w:val="18"/>
-        </w:rPr>
-        <w:t>Developed a file which measured margin impact due to product price changes</w:t>
-      </w:r>
-    </w:p>
-    <w:p>
-      <w:pPr>
-        <w:numPr>
-          <w:ilvl w:val="0"/>
-          <w:numId w:val="4"/>
-        </w:numPr>
-        <w:ind w:right="-240"/>
-        <w:rPr>
-          <w:rFonts w:ascii="Merriweather" w:eastAsia="Merriweather" w:hAnsi="Merriweather" w:cs="Merriweather"/>
-          <w:color w:val="666666"/>
-          <w:sz w:val="18"/>
-          <w:szCs w:val="18"/>
-        </w:rPr>
-      </w:pPr>
-      <w:r>
-        <w:rPr>
-          <w:rFonts w:ascii="Merriweather" w:eastAsia="Merriweather" w:hAnsi="Merriweather" w:cs="Merriweather"/>
-          <w:color w:val="666666"/>
-          <w:sz w:val="18"/>
-          <w:szCs w:val="18"/>
-        </w:rPr>
-        <w:t>In-store shelf change before and after analysis</w:t>
-      </w:r>
-    </w:p>
-    <w:p>
-      <w:pPr>
-        <w:numPr>
-          <w:ilvl w:val="0"/>
-          <w:numId w:val="4"/>
-        </w:numPr>
-        <w:ind w:right="-240"/>
-        <w:rPr>
-          <w:rFonts w:ascii="Merriweather" w:eastAsia="Merriweather" w:hAnsi="Merriweather" w:cs="Merriweather"/>
-          <w:color w:val="666666"/>
-          <w:sz w:val="18"/>
-          <w:szCs w:val="18"/>
-        </w:rPr>
-      </w:pPr>
-      <w:r>
-        <w:rPr>
-          <w:rFonts w:ascii="Merriweather" w:eastAsia="Merriweather" w:hAnsi="Merriweather" w:cs="Merriweather"/>
-          <w:color w:val="666666"/>
-          <w:sz w:val="18"/>
-          <w:szCs w:val="18"/>
-        </w:rPr>
-        <w:t>Pricing analysis per country</w:t>
-      </w:r>
-    </w:p>
-    <w:p>
-      <w:pPr>
-        <w:numPr>
-          <w:ilvl w:val="0"/>
-          <w:numId w:val="4"/>
-        </w:numPr>
-        <w:ind w:right="-240"/>
-        <w:rPr>
-          <w:rFonts w:ascii="Merriweather" w:eastAsia="Merriweather" w:hAnsi="Merriweather" w:cs="Merriweather"/>
-          <w:color w:val="666666"/>
-          <w:sz w:val="18"/>
-          <w:szCs w:val="18"/>
-        </w:rPr>
-      </w:pPr>
-      <w:r>
-        <w:rPr>
-          <w:rFonts w:ascii="Merriweather" w:eastAsia="Merriweather" w:hAnsi="Merriweather" w:cs="Merriweather"/>
-          <w:color w:val="666666"/>
-          <w:sz w:val="18"/>
-          <w:szCs w:val="18"/>
-        </w:rPr>
-        <w:t>FMCG strategy analysis</w:t>
-      </w:r>
-    </w:p>
-    <w:p>
-      <w:pPr>
-        <w:numPr>
-          <w:ilvl w:val="0"/>
-          <w:numId w:val="4"/>
-        </w:numPr>
-        <w:ind w:right="-240"/>
-        <w:rPr>
-          <w:rFonts w:ascii="Merriweather" w:eastAsia="Merriweather" w:hAnsi="Merriweather" w:cs="Merriweather"/>
-          <w:color w:val="666666"/>
-          <w:sz w:val="18"/>
-          <w:szCs w:val="18"/>
-        </w:rPr>
-      </w:pPr>
-      <w:r>
-        <w:rPr>
-          <w:rFonts w:ascii="Merriweather" w:eastAsia="Merriweather" w:hAnsi="Merriweather" w:cs="Merriweather"/>
-          <w:color w:val="666666"/>
-          <w:sz w:val="18"/>
-          <w:szCs w:val="18"/>
-        </w:rPr>
-        <w:t>Ad hoc pricing and supplier business analysis</w:t>
-      </w:r>
-    </w:p>
-    <w:p>
-      <w:pPr>
-        <w:numPr>
-          <w:ilvl w:val="0"/>
-          <w:numId w:val="4"/>
-        </w:numPr>
-        <w:ind w:right="-240"/>
-        <w:rPr>
-          <w:rFonts w:ascii="Merriweather" w:eastAsia="Merriweather" w:hAnsi="Merriweather" w:cs="Merriweather"/>
-          <w:color w:val="666666"/>
-          <w:sz w:val="18"/>
-          <w:szCs w:val="18"/>
-        </w:rPr>
-      </w:pPr>
-      <w:r>
-        <w:rPr>
-          <w:rFonts w:ascii="Merriweather" w:eastAsia="Merriweather" w:hAnsi="Merriweather" w:cs="Merriweather"/>
-          <w:color w:val="666666"/>
-          <w:sz w:val="18"/>
-          <w:szCs w:val="18"/>
-        </w:rPr>
-        <w:t>Assisted in transition from reporting system Qlikview to SAP Business Objects</w:t>
+        <w:t>OCTOBER 2020 - JUNE 2021</w:t>
+      </w:r>
+    </w:p>
+    <w:p>
+      <w:pPr>
+        <w:numPr>
+          <w:ilvl w:val="0"/>
+          <w:numId w:val="3"/>
+        </w:numPr>
+        <w:rPr>
+          <w:rFonts w:ascii="Merriweather" w:eastAsia="Merriweather" w:hAnsi="Merriweather" w:cs="Merriweather"/>
+          <w:color w:val="666666"/>
+          <w:sz w:val="18"/>
+          <w:szCs w:val="18"/>
+        </w:rPr>
+      </w:pPr>
+      <w:r>
+        <w:rPr>
+          <w:rFonts w:ascii="Merriweather" w:eastAsia="Merriweather" w:hAnsi="Merriweather" w:cs="Merriweather"/>
+          <w:color w:val="666666"/>
+          <w:sz w:val="18"/>
+          <w:szCs w:val="18"/>
+        </w:rPr>
+        <w:t>Assisted the WE Services HQ finance and business in managing the WE P&amp;L and Key Services Financial processes</w:t>
+      </w:r>
+    </w:p>
+    <w:p>
+      <w:pPr>
+        <w:numPr>
+          <w:ilvl w:val="0"/>
+          <w:numId w:val="3"/>
+        </w:numPr>
+        <w:rPr>
+          <w:rFonts w:ascii="Merriweather" w:eastAsia="Merriweather" w:hAnsi="Merriweather" w:cs="Merriweather"/>
+          <w:color w:val="666666"/>
+          <w:sz w:val="18"/>
+          <w:szCs w:val="18"/>
+        </w:rPr>
+      </w:pPr>
+      <w:r>
+        <w:rPr>
+          <w:rFonts w:ascii="Merriweather" w:eastAsia="Merriweather" w:hAnsi="Merriweather" w:cs="Merriweather"/>
+          <w:color w:val="666666"/>
+          <w:sz w:val="18"/>
+          <w:szCs w:val="18"/>
+        </w:rPr>
+        <w:t>Developed a monthly Azure Usage file and Flash email for all WE countries using Power BI, now used worldwide within Microsoft</w:t>
+      </w:r>
+    </w:p>
+    <w:p>
+      <w:pPr>
+        <w:numPr>
+          <w:ilvl w:val="0"/>
+          <w:numId w:val="3"/>
+        </w:numPr>
+        <w:rPr>
+          <w:rFonts w:ascii="Merriweather" w:eastAsia="Merriweather" w:hAnsi="Merriweather" w:cs="Merriweather"/>
+          <w:color w:val="666666"/>
+          <w:sz w:val="18"/>
+          <w:szCs w:val="18"/>
+        </w:rPr>
+      </w:pPr>
+      <w:r>
+        <w:rPr>
+          <w:rFonts w:ascii="Merriweather" w:eastAsia="Merriweather" w:hAnsi="Merriweather" w:cs="Merriweather"/>
+          <w:color w:val="666666"/>
+          <w:sz w:val="18"/>
+          <w:szCs w:val="18"/>
+        </w:rPr>
+        <w:t>Developed a monthly CSU (Account Manager performance tracker) file for all WE countries using Power BI, now used worldwide within Microsoft</w:t>
+      </w:r>
+    </w:p>
+    <w:p>
+      <w:pPr>
+        <w:numPr>
+          <w:ilvl w:val="0"/>
+          <w:numId w:val="3"/>
+        </w:numPr>
+        <w:rPr>
+          <w:rFonts w:ascii="Merriweather" w:eastAsia="Merriweather" w:hAnsi="Merriweather" w:cs="Merriweather"/>
+          <w:color w:val="666666"/>
+          <w:sz w:val="18"/>
+          <w:szCs w:val="18"/>
+        </w:rPr>
+      </w:pPr>
+      <w:r>
+        <w:rPr>
+          <w:rFonts w:ascii="Merriweather" w:eastAsia="Merriweather" w:hAnsi="Merriweather" w:cs="Merriweather"/>
+          <w:color w:val="666666"/>
+          <w:sz w:val="18"/>
+          <w:szCs w:val="18"/>
+        </w:rPr>
+        <w:t>Automated outlook heatmaps for all WE countries using Excel VBA</w:t>
+      </w:r>
+    </w:p>
+    <w:p>
+      <w:pPr>
+        <w:numPr>
+          <w:ilvl w:val="0"/>
+          <w:numId w:val="3"/>
+        </w:numPr>
+        <w:rPr>
+          <w:rFonts w:ascii="Merriweather" w:eastAsia="Merriweather" w:hAnsi="Merriweather" w:cs="Merriweather"/>
+          <w:color w:val="666666"/>
+          <w:sz w:val="18"/>
+          <w:szCs w:val="18"/>
+        </w:rPr>
+      </w:pPr>
+      <w:r>
+        <w:rPr>
+          <w:rFonts w:ascii="Merriweather" w:eastAsia="Merriweather" w:hAnsi="Merriweather" w:cs="Merriweather"/>
+          <w:color w:val="666666"/>
+          <w:sz w:val="18"/>
+          <w:szCs w:val="18"/>
+        </w:rPr>
+        <w:t xml:space="preserve">Managed the Spanish Subregion for paternity leave, providing Monthly Close, Outlook and Budgetary analysis &amp; commentary </w:t>
+      </w:r>
+    </w:p>
+    <w:p>
+      <w:pPr>
+        <w:numPr>
+          <w:ilvl w:val="0"/>
+          <w:numId w:val="3"/>
+        </w:numPr>
+        <w:rPr>
+          <w:rFonts w:ascii="Merriweather" w:eastAsia="Merriweather" w:hAnsi="Merriweather" w:cs="Merriweather"/>
+          <w:color w:val="666666"/>
+          <w:sz w:val="18"/>
+          <w:szCs w:val="18"/>
+        </w:rPr>
+      </w:pPr>
+      <w:r>
+        <w:rPr>
+          <w:rFonts w:ascii="Merriweather" w:eastAsia="Merriweather" w:hAnsi="Merriweather" w:cs="Merriweather"/>
+          <w:color w:val="666666"/>
+          <w:sz w:val="18"/>
+          <w:szCs w:val="18"/>
+        </w:rPr>
+        <w:t xml:space="preserve">Created a gap to target file in order to track WE progress throughout the year </w:t>
+      </w:r>
+    </w:p>
+    <w:p>
+      <w:pPr>
+        <w:numPr>
+          <w:ilvl w:val="0"/>
+          <w:numId w:val="3"/>
+        </w:numPr>
+        <w:rPr>
+          <w:rFonts w:ascii="Merriweather" w:eastAsia="Merriweather" w:hAnsi="Merriweather" w:cs="Merriweather"/>
+          <w:color w:val="666666"/>
+          <w:sz w:val="18"/>
+          <w:szCs w:val="18"/>
+        </w:rPr>
+      </w:pPr>
+      <w:r>
+        <w:rPr>
+          <w:rFonts w:ascii="Merriweather" w:eastAsia="Merriweather" w:hAnsi="Merriweather" w:cs="Merriweather"/>
+          <w:color w:val="666666"/>
+          <w:sz w:val="18"/>
+          <w:szCs w:val="18"/>
+        </w:rPr>
+        <w:t>Provided Monthly outlook overviews for The Netherlands &amp; Belgium</w:t>
+      </w:r>
+    </w:p>
+    <w:p>
+      <w:pPr>
+        <w:numPr>
+          <w:ilvl w:val="0"/>
+          <w:numId w:val="3"/>
+        </w:numPr>
+        <w:rPr>
+          <w:rFonts w:ascii="Merriweather" w:eastAsia="Merriweather" w:hAnsi="Merriweather" w:cs="Merriweather"/>
+          <w:color w:val="666666"/>
+          <w:sz w:val="18"/>
+          <w:szCs w:val="18"/>
+        </w:rPr>
+      </w:pPr>
+      <w:r>
+        <w:rPr>
+          <w:rFonts w:ascii="Merriweather" w:eastAsia="Merriweather" w:hAnsi="Merriweather" w:cs="Merriweather"/>
+          <w:color w:val="666666"/>
+          <w:sz w:val="18"/>
+          <w:szCs w:val="18"/>
+        </w:rPr>
+        <w:t xml:space="preserve">Weekly Netherlands and Belgium revenue outlook </w:t>
       </w:r>
     </w:p>
     <w:p>
@@ -1803,12 +1688,309 @@
         <w:rPr>
           <w:rFonts w:ascii="Merriweather" w:eastAsia="Merriweather" w:hAnsi="Merriweather" w:cs="Merriweather"/>
           <w:i/>
+          <w:sz w:val="22"/>
+          <w:szCs w:val="22"/>
+        </w:rPr>
+      </w:pPr>
+      <w:bookmarkStart w:id="9" w:name="_p16cywqaf7ma" w:colFirst="0" w:colLast="0"/>
+      <w:bookmarkEnd w:id="9"/>
+      <w:r>
+        <w:rPr>
+          <w:rFonts w:ascii="Merriweather" w:eastAsia="Merriweather" w:hAnsi="Merriweather" w:cs="Merriweather"/>
+          <w:b/>
+          <w:sz w:val="22"/>
+          <w:szCs w:val="22"/>
+        </w:rPr>
+        <w:t xml:space="preserve">Action, </w:t>
+      </w:r>
+      <w:r>
+        <w:rPr>
+          <w:rFonts w:ascii="Merriweather" w:eastAsia="Merriweather" w:hAnsi="Merriweather" w:cs="Merriweather"/>
+          <w:sz w:val="22"/>
+          <w:szCs w:val="22"/>
+        </w:rPr>
+        <w:t xml:space="preserve">Zwaagdijk HQ — </w:t>
+      </w:r>
+      <w:r>
+        <w:rPr>
+          <w:rFonts w:ascii="Merriweather" w:eastAsia="Merriweather" w:hAnsi="Merriweather" w:cs="Merriweather"/>
+          <w:i/>
+          <w:sz w:val="22"/>
+          <w:szCs w:val="22"/>
+        </w:rPr>
+        <w:t>Business Analyst Commercial Control a.i.</w:t>
+      </w:r>
+    </w:p>
+    <w:p>
+      <w:pPr>
+        <w:pStyle w:val="Heading3"/>
+        <w:widowControl w:val="0"/>
+        <w:spacing w:before="100" w:after="100" w:line="240" w:lineRule="auto"/>
+        <w:ind w:right="-240"/>
+        <w:rPr>
+          <w:rFonts w:ascii="Open Sans" w:eastAsia="Open Sans" w:hAnsi="Open Sans" w:cs="Open Sans"/>
+          <w:color w:val="666666"/>
+          <w:sz w:val="16"/>
+          <w:szCs w:val="16"/>
+        </w:rPr>
+      </w:pPr>
+      <w:bookmarkStart w:id="10" w:name="_lax5nrzh2wke" w:colFirst="0" w:colLast="0"/>
+      <w:bookmarkEnd w:id="10"/>
+      <w:r>
+        <w:rPr>
+          <w:rFonts w:ascii="Open Sans" w:eastAsia="Open Sans" w:hAnsi="Open Sans" w:cs="Open Sans"/>
+          <w:color w:val="666666"/>
+          <w:sz w:val="16"/>
+          <w:szCs w:val="16"/>
+        </w:rPr>
+        <w:t>OCTOBER 2019 - MAY 2020</w:t>
+      </w:r>
+    </w:p>
+    <w:p>
+      <w:pPr>
+        <w:numPr>
+          <w:ilvl w:val="0"/>
+          <w:numId w:val="4"/>
+        </w:numPr>
+        <w:ind w:right="-240"/>
+        <w:rPr>
+          <w:rFonts w:ascii="Merriweather" w:eastAsia="Merriweather" w:hAnsi="Merriweather" w:cs="Merriweather"/>
+          <w:color w:val="666666"/>
+          <w:sz w:val="18"/>
+          <w:szCs w:val="18"/>
+        </w:rPr>
+      </w:pPr>
+      <w:r>
+        <w:rPr>
+          <w:rFonts w:ascii="Merriweather" w:eastAsia="Merriweather" w:hAnsi="Merriweather" w:cs="Merriweather"/>
+          <w:color w:val="666666"/>
+          <w:sz w:val="18"/>
+          <w:szCs w:val="18"/>
+        </w:rPr>
+        <w:t>Reporting of weekly sales data for the commercial control department. (I reduced the weekly sales data production time from 3 hours to 15 minutes a week through the use of Excel VBA)</w:t>
+      </w:r>
+    </w:p>
+    <w:p>
+      <w:pPr>
+        <w:numPr>
+          <w:ilvl w:val="0"/>
+          <w:numId w:val="4"/>
+        </w:numPr>
+        <w:ind w:right="-240"/>
+        <w:rPr>
+          <w:rFonts w:ascii="Merriweather" w:eastAsia="Merriweather" w:hAnsi="Merriweather" w:cs="Merriweather"/>
+          <w:color w:val="666666"/>
+          <w:sz w:val="18"/>
+          <w:szCs w:val="18"/>
+        </w:rPr>
+      </w:pPr>
+      <w:r>
+        <w:rPr>
+          <w:rFonts w:ascii="Merriweather" w:eastAsia="Merriweather" w:hAnsi="Merriweather" w:cs="Merriweather"/>
+          <w:color w:val="666666"/>
+          <w:sz w:val="18"/>
+          <w:szCs w:val="18"/>
+        </w:rPr>
+        <w:t>Developed a monthly Direct import analysis file in order to assist the Logistics and Controlling team. This file combined inventory inflow, stock on ship, actual and budgeted sales data. Data was sourced from SAP, Qlikview and other Excel files</w:t>
+      </w:r>
+    </w:p>
+    <w:p>
+      <w:pPr>
+        <w:numPr>
+          <w:ilvl w:val="0"/>
+          <w:numId w:val="4"/>
+        </w:numPr>
+        <w:ind w:right="-240"/>
+        <w:rPr>
+          <w:rFonts w:ascii="Merriweather" w:eastAsia="Merriweather" w:hAnsi="Merriweather" w:cs="Merriweather"/>
+          <w:color w:val="666666"/>
+          <w:sz w:val="18"/>
+          <w:szCs w:val="18"/>
+        </w:rPr>
+      </w:pPr>
+      <w:r>
+        <w:rPr>
+          <w:rFonts w:ascii="Merriweather" w:eastAsia="Merriweather" w:hAnsi="Merriweather" w:cs="Merriweather"/>
+          <w:color w:val="666666"/>
+          <w:sz w:val="18"/>
+          <w:szCs w:val="18"/>
+        </w:rPr>
+        <w:t>Developed a one click weekly SKU inflow file using Excel VBA</w:t>
+      </w:r>
+    </w:p>
+    <w:p>
+      <w:pPr>
+        <w:numPr>
+          <w:ilvl w:val="0"/>
+          <w:numId w:val="4"/>
+        </w:numPr>
+        <w:ind w:right="-240"/>
+        <w:rPr>
+          <w:rFonts w:ascii="Merriweather" w:eastAsia="Merriweather" w:hAnsi="Merriweather" w:cs="Merriweather"/>
+          <w:color w:val="666666"/>
+          <w:sz w:val="18"/>
+          <w:szCs w:val="18"/>
+        </w:rPr>
+      </w:pPr>
+      <w:r>
+        <w:rPr>
+          <w:rFonts w:ascii="Merriweather" w:eastAsia="Merriweather" w:hAnsi="Merriweather" w:cs="Merriweather"/>
+          <w:color w:val="666666"/>
+          <w:sz w:val="18"/>
+          <w:szCs w:val="18"/>
+        </w:rPr>
+        <w:t>Developed a file which measured margin impact due to product price changes</w:t>
+      </w:r>
+    </w:p>
+    <w:p>
+      <w:pPr>
+        <w:numPr>
+          <w:ilvl w:val="0"/>
+          <w:numId w:val="4"/>
+        </w:numPr>
+        <w:ind w:right="-240"/>
+        <w:rPr>
+          <w:rFonts w:ascii="Merriweather" w:eastAsia="Merriweather" w:hAnsi="Merriweather" w:cs="Merriweather"/>
+          <w:color w:val="666666"/>
+          <w:sz w:val="18"/>
+          <w:szCs w:val="18"/>
+        </w:rPr>
+      </w:pPr>
+      <w:r>
+        <w:rPr>
+          <w:rFonts w:ascii="Merriweather" w:eastAsia="Merriweather" w:hAnsi="Merriweather" w:cs="Merriweather"/>
+          <w:color w:val="666666"/>
+          <w:sz w:val="18"/>
+          <w:szCs w:val="18"/>
+        </w:rPr>
+        <w:t>In-store shelf change before and after analysis</w:t>
+      </w:r>
+    </w:p>
+    <w:p>
+      <w:pPr>
+        <w:numPr>
+          <w:ilvl w:val="0"/>
+          <w:numId w:val="4"/>
+        </w:numPr>
+        <w:ind w:right="-240"/>
+        <w:rPr>
+          <w:rFonts w:ascii="Merriweather" w:eastAsia="Merriweather" w:hAnsi="Merriweather" w:cs="Merriweather"/>
+          <w:color w:val="666666"/>
+          <w:sz w:val="18"/>
+          <w:szCs w:val="18"/>
+        </w:rPr>
+      </w:pPr>
+      <w:r>
+        <w:rPr>
+          <w:rFonts w:ascii="Merriweather" w:eastAsia="Merriweather" w:hAnsi="Merriweather" w:cs="Merriweather"/>
+          <w:color w:val="666666"/>
+          <w:sz w:val="18"/>
+          <w:szCs w:val="18"/>
+        </w:rPr>
+        <w:t>Pricing analysis per country</w:t>
+      </w:r>
+    </w:p>
+    <w:p>
+      <w:pPr>
+        <w:numPr>
+          <w:ilvl w:val="0"/>
+          <w:numId w:val="4"/>
+        </w:numPr>
+        <w:ind w:right="-240"/>
+        <w:rPr>
+          <w:rFonts w:ascii="Merriweather" w:eastAsia="Merriweather" w:hAnsi="Merriweather" w:cs="Merriweather"/>
+          <w:color w:val="666666"/>
+          <w:sz w:val="18"/>
+          <w:szCs w:val="18"/>
+        </w:rPr>
+      </w:pPr>
+      <w:r>
+        <w:rPr>
+          <w:rFonts w:ascii="Merriweather" w:eastAsia="Merriweather" w:hAnsi="Merriweather" w:cs="Merriweather"/>
+          <w:color w:val="666666"/>
+          <w:sz w:val="18"/>
+          <w:szCs w:val="18"/>
+        </w:rPr>
+        <w:t>FMCG strategy analysis</w:t>
+      </w:r>
+    </w:p>
+    <w:p>
+      <w:pPr>
+        <w:numPr>
+          <w:ilvl w:val="0"/>
+          <w:numId w:val="4"/>
+        </w:numPr>
+        <w:ind w:right="-240"/>
+        <w:rPr>
+          <w:rFonts w:ascii="Merriweather" w:eastAsia="Merriweather" w:hAnsi="Merriweather" w:cs="Merriweather"/>
+          <w:color w:val="666666"/>
+          <w:sz w:val="18"/>
+          <w:szCs w:val="18"/>
+        </w:rPr>
+      </w:pPr>
+      <w:r>
+        <w:rPr>
+          <w:rFonts w:ascii="Merriweather" w:eastAsia="Merriweather" w:hAnsi="Merriweather" w:cs="Merriweather"/>
+          <w:color w:val="666666"/>
+          <w:sz w:val="18"/>
+          <w:szCs w:val="18"/>
+        </w:rPr>
+        <w:t>Ad hoc pricing and supplier business analysis</w:t>
+      </w:r>
+    </w:p>
+    <w:p>
+      <w:pPr>
+        <w:numPr>
+          <w:ilvl w:val="0"/>
+          <w:numId w:val="4"/>
+        </w:numPr>
+        <w:ind w:right="-240"/>
+        <w:rPr>
+          <w:rFonts w:ascii="Merriweather" w:eastAsia="Merriweather" w:hAnsi="Merriweather" w:cs="Merriweather"/>
+          <w:color w:val="666666"/>
+          <w:sz w:val="18"/>
+          <w:szCs w:val="18"/>
+        </w:rPr>
+      </w:pPr>
+      <w:r>
+        <w:rPr>
+          <w:rFonts w:ascii="Merriweather" w:eastAsia="Merriweather" w:hAnsi="Merriweather" w:cs="Merriweather"/>
+          <w:color w:val="666666"/>
+          <w:sz w:val="18"/>
+          <w:szCs w:val="18"/>
+        </w:rPr>
+        <w:t>Assisted in transition from reporting system Qlikview to SAP Business Objects</w:t>
+      </w:r>
+      <w:bookmarkStart w:id="11" w:name="_n9b9qv5si9sz" w:colFirst="0" w:colLast="0"/>
+      <w:bookmarkEnd w:id="11"/>
+    </w:p>
+    <w:p>
+      <w:pPr>
+        <w:pStyle w:val="Heading2"/>
+        <w:widowControl w:val="0"/>
+        <w:spacing w:before="320" w:after="0" w:line="240" w:lineRule="auto"/>
+        <w:ind w:right="-240"/>
+        <w:rPr>
+          <w:rFonts w:ascii="Merriweather" w:eastAsia="Merriweather" w:hAnsi="Merriweather" w:cs="Merriweather"/>
+          <w:b/>
+          <w:sz w:val="22"/>
+          <w:szCs w:val="22"/>
+        </w:rPr>
+      </w:pPr>
+    </w:p>
+    <w:p>
+      <w:pPr>
+        <w:pStyle w:val="Heading2"/>
+        <w:widowControl w:val="0"/>
+        <w:spacing w:before="320" w:after="0" w:line="240" w:lineRule="auto"/>
+        <w:ind w:right="-240"/>
+        <w:rPr>
+          <w:rFonts w:ascii="Merriweather" w:eastAsia="Merriweather" w:hAnsi="Merriweather" w:cs="Merriweather"/>
+          <w:i/>
           <w:sz w:val="24"/>
           <w:szCs w:val="24"/>
         </w:rPr>
       </w:pPr>
-      <w:bookmarkStart w:id="11" w:name="_n9b9qv5si9sz" w:colFirst="0" w:colLast="0"/>
-      <w:bookmarkEnd w:id="11"/>
       <w:r>
         <w:rPr>
           <w:rFonts w:ascii="Merriweather" w:eastAsia="Merriweather" w:hAnsi="Merriweather" w:cs="Merriweather"/>
@@ -2091,17 +2273,6 @@
     </w:p>
     <w:p>
       <w:pPr>
-        <w:ind w:left="720" w:right="-240"/>
-        <w:rPr>
-          <w:rFonts w:ascii="Merriweather" w:eastAsia="Merriweather" w:hAnsi="Merriweather" w:cs="Merriweather"/>
-          <w:color w:val="666666"/>
-          <w:sz w:val="18"/>
-          <w:szCs w:val="18"/>
-        </w:rPr>
-      </w:pPr>
-    </w:p>
-    <w:p>
-      <w:pPr>
         <w:pStyle w:val="Heading2"/>
         <w:widowControl w:val="0"/>
         <w:spacing w:before="320" w:after="0" w:line="240" w:lineRule="auto"/>
@@ -2122,7 +2293,6 @@
           <w:sz w:val="22"/>
           <w:szCs w:val="22"/>
         </w:rPr>
-        <w:lastRenderedPageBreak/>
         <w:t xml:space="preserve">Boston Consulting Group, </w:t>
       </w:r>
       <w:r>
@@ -2771,6 +2941,7 @@
           <w:sz w:val="22"/>
           <w:szCs w:val="22"/>
         </w:rPr>
+        <w:lastRenderedPageBreak/>
         <w:t xml:space="preserve">Philips, </w:t>
       </w:r>
       <w:r>
@@ -3139,7 +3310,6 @@
           <w:sz w:val="20"/>
           <w:szCs w:val="20"/>
         </w:rPr>
-        <w:lastRenderedPageBreak/>
         <w:t>EDUCATION</w:t>
       </w:r>
     </w:p>
@@ -3334,7 +3504,7 @@
 </file>
 
 <file path=word/endnotes.xml><?xml version="1.0" encoding="utf-8"?>
-<w:endnotes xmlns:wpc="http://schemas.microsoft.com/office/word/2010/wordprocessingCanvas" xmlns:cx="http://schemas.microsoft.com/office/drawing/2014/chartex" xmlns:cx1="http://schemas.microsoft.com/office/drawing/2015/9/8/chartex" xmlns:cx2="http://schemas.microsoft.com/office/drawing/2015/10/21/chartex" xmlns:cx3="http://schemas.microsoft.com/office/drawing/2016/5/9/chartex" xmlns:cx4="http://schemas.microsoft.com/office/drawing/2016/5/10/chartex" xmlns:cx5="http://schemas.microsoft.com/office/drawing/2016/5/11/chartex" xmlns:cx6="http://schemas.microsoft.com/office/drawing/2016/5/12/chartex" xmlns:cx7="http://schemas.microsoft.com/office/drawing/2016/5/13/chartex" xmlns:cx8="http://schemas.microsoft.com/office/drawing/2016/5/14/chartex" xmlns:mc="http://schemas.openxmlformats.org/markup-compatibility/2006" xmlns:aink="http://schemas.microsoft.com/office/drawing/2016/ink" xmlns:am3d="http://schemas.microsoft.com/office/drawing/2017/model3d" xmlns:o="urn:schemas-microsoft-com:office:office" xmlns:oel="http://schemas.microsoft.com/office/2019/extlst" xmlns:r="http://schemas.openxmlformats.org/officeDocument/2006/relationships" xmlns:m="http://schemas.openxmlformats.org/officeDocument/2006/math" xmlns:v="urn:schemas-microsoft-com:vml" xmlns:wp14="http://schemas.microsoft.com/office/word/2010/wordprocessingDrawing" xmlns:wp="http://schemas.openxmlformats.org/drawingml/2006/wordprocessingDrawing" xmlns:w10="urn:schemas-microsoft-com:office:word" xmlns:w="http://schemas.openxmlformats.org/wordprocessingml/2006/main" xmlns:w14="http://schemas.microsoft.com/office/word/2010/wordml" xmlns:w15="http://schemas.microsoft.com/office/word/2012/wordml" xmlns:w16cex="http://schemas.microsoft.com/office/word/2018/wordml/cex" xmlns:w16cid="http://schemas.microsoft.com/office/word/2016/wordml/cid" xmlns:w16="http://schemas.microsoft.com/office/word/2018/wordml" xmlns:w16sdtdh="http://schemas.microsoft.com/office/word/2020/wordml/sdtdatahash" xmlns:w16se="http://schemas.microsoft.com/office/word/2015/wordml/symex" xmlns:wpg="http://schemas.microsoft.com/office/word/2010/wordprocessingGroup" xmlns:wpi="http://schemas.microsoft.com/office/word/2010/wordprocessingInk" xmlns:wne="http://schemas.microsoft.com/office/word/2006/wordml" xmlns:wps="http://schemas.microsoft.com/office/word/2010/wordprocessingShape" mc:Ignorable="w14 w15 w16se w16cid w16 w16cex w16sdtdh wp14">
+<w:endnotes xmlns:wpc="http://schemas.microsoft.com/office/word/2010/wordprocessingCanvas" xmlns:cx="http://schemas.microsoft.com/office/drawing/2014/chartex" xmlns:cx1="http://schemas.microsoft.com/office/drawing/2015/9/8/chartex" xmlns:cx2="http://schemas.microsoft.com/office/drawing/2015/10/21/chartex" xmlns:cx3="http://schemas.microsoft.com/office/drawing/2016/5/9/chartex" xmlns:cx4="http://schemas.microsoft.com/office/drawing/2016/5/10/chartex" xmlns:cx5="http://schemas.microsoft.com/office/drawing/2016/5/11/chartex" xmlns:cx6="http://schemas.microsoft.com/office/drawing/2016/5/12/chartex" xmlns:cx7="http://schemas.microsoft.com/office/drawing/2016/5/13/chartex" xmlns:cx8="http://schemas.microsoft.com/office/drawing/2016/5/14/chartex" xmlns:mc="http://schemas.openxmlformats.org/markup-compatibility/2006" xmlns:aink="http://schemas.microsoft.com/office/drawing/2016/ink" xmlns:am3d="http://schemas.microsoft.com/office/drawing/2017/model3d" xmlns:o="urn:schemas-microsoft-com:office:office" xmlns:oel="http://schemas.microsoft.com/office/2019/extlst" xmlns:r="http://schemas.openxmlformats.org/officeDocument/2006/relationships" xmlns:m="http://schemas.openxmlformats.org/officeDocument/2006/math" xmlns:v="urn:schemas-microsoft-com:vml" xmlns:wp14="http://schemas.microsoft.com/office/word/2010/wordprocessingDrawing" xmlns:wp="http://schemas.openxmlformats.org/drawingml/2006/wordprocessingDrawing" xmlns:w10="urn:schemas-microsoft-com:office:word" xmlns:w="http://schemas.openxmlformats.org/wordprocessingml/2006/main" xmlns:w14="http://schemas.microsoft.com/office/word/2010/wordml" xmlns:w15="http://schemas.microsoft.com/office/word/2012/wordml" xmlns:w16cex="http://schemas.microsoft.com/office/word/2018/wordml/cex" xmlns:w16cid="http://schemas.microsoft.com/office/word/2016/wordml/cid" xmlns:w16="http://schemas.microsoft.com/office/word/2018/wordml" xmlns:w16du="http://schemas.microsoft.com/office/word/2023/wordml/word16du" xmlns:w16sdtdh="http://schemas.microsoft.com/office/word/2020/wordml/sdtdatahash" xmlns:w16se="http://schemas.microsoft.com/office/word/2015/wordml/symex" xmlns:wpg="http://schemas.microsoft.com/office/word/2010/wordprocessingGroup" xmlns:wpi="http://schemas.microsoft.com/office/word/2010/wordprocessingInk" xmlns:wne="http://schemas.microsoft.com/office/word/2006/wordml" xmlns:wps="http://schemas.microsoft.com/office/word/2010/wordprocessingShape" mc:Ignorable="w14 w15 w16se w16cid w16 w16cex w16sdtdh w16du wp14">
   <w:endnote w:type="separator" w:id="-1">
     <w:p>
       <w:pPr>
@@ -3359,7 +3529,7 @@
 </file>
 
 <file path=word/footnotes.xml><?xml version="1.0" encoding="utf-8"?>
-<w:footnotes xmlns:wpc="http://schemas.microsoft.com/office/word/2010/wordprocessingCanvas" xmlns:cx="http://schemas.microsoft.com/office/drawing/2014/chartex" xmlns:cx1="http://schemas.microsoft.com/office/drawing/2015/9/8/chartex" xmlns:cx2="http://schemas.microsoft.com/office/drawing/2015/10/21/chartex" xmlns:cx3="http://schemas.microsoft.com/office/drawing/2016/5/9/chartex" xmlns:cx4="http://schemas.microsoft.com/office/drawing/2016/5/10/chartex" xmlns:cx5="http://schemas.microsoft.com/office/drawing/2016/5/11/chartex" xmlns:cx6="http://schemas.microsoft.com/office/drawing/2016/5/12/chartex" xmlns:cx7="http://schemas.microsoft.com/office/drawing/2016/5/13/chartex" xmlns:cx8="http://schemas.microsoft.com/office/drawing/2016/5/14/chartex" xmlns:mc="http://schemas.openxmlformats.org/markup-compatibility/2006" xmlns:aink="http://schemas.microsoft.com/office/drawing/2016/ink" xmlns:am3d="http://schemas.microsoft.com/office/drawing/2017/model3d" xmlns:o="urn:schemas-microsoft-com:office:office" xmlns:oel="http://schemas.microsoft.com/office/2019/extlst" xmlns:r="http://schemas.openxmlformats.org/officeDocument/2006/relationships" xmlns:m="http://schemas.openxmlformats.org/officeDocument/2006/math" xmlns:v="urn:schemas-microsoft-com:vml" xmlns:wp14="http://schemas.microsoft.com/office/word/2010/wordprocessingDrawing" xmlns:wp="http://schemas.openxmlformats.org/drawingml/2006/wordprocessingDrawing" xmlns:w10="urn:schemas-microsoft-com:office:word" xmlns:w="http://schemas.openxmlformats.org/wordprocessingml/2006/main" xmlns:w14="http://schemas.microsoft.com/office/word/2010/wordml" xmlns:w15="http://schemas.microsoft.com/office/word/2012/wordml" xmlns:w16cex="http://schemas.microsoft.com/office/word/2018/wordml/cex" xmlns:w16cid="http://schemas.microsoft.com/office/word/2016/wordml/cid" xmlns:w16="http://schemas.microsoft.com/office/word/2018/wordml" xmlns:w16sdtdh="http://schemas.microsoft.com/office/word/2020/wordml/sdtdatahash" xmlns:w16se="http://schemas.microsoft.com/office/word/2015/wordml/symex" xmlns:wpg="http://schemas.microsoft.com/office/word/2010/wordprocessingGroup" xmlns:wpi="http://schemas.microsoft.com/office/word/2010/wordprocessingInk" xmlns:wne="http://schemas.microsoft.com/office/word/2006/wordml" xmlns:wps="http://schemas.microsoft.com/office/word/2010/wordprocessingShape" mc:Ignorable="w14 w15 w16se w16cid w16 w16cex w16sdtdh wp14">
+<w:footnotes xmlns:wpc="http://schemas.microsoft.com/office/word/2010/wordprocessingCanvas" xmlns:cx="http://schemas.microsoft.com/office/drawing/2014/chartex" xmlns:cx1="http://schemas.microsoft.com/office/drawing/2015/9/8/chartex" xmlns:cx2="http://schemas.microsoft.com/office/drawing/2015/10/21/chartex" xmlns:cx3="http://schemas.microsoft.com/office/drawing/2016/5/9/chartex" xmlns:cx4="http://schemas.microsoft.com/office/drawing/2016/5/10/chartex" xmlns:cx5="http://schemas.microsoft.com/office/drawing/2016/5/11/chartex" xmlns:cx6="http://schemas.microsoft.com/office/drawing/2016/5/12/chartex" xmlns:cx7="http://schemas.microsoft.com/office/drawing/2016/5/13/chartex" xmlns:cx8="http://schemas.microsoft.com/office/drawing/2016/5/14/chartex" xmlns:mc="http://schemas.openxmlformats.org/markup-compatibility/2006" xmlns:aink="http://schemas.microsoft.com/office/drawing/2016/ink" xmlns:am3d="http://schemas.microsoft.com/office/drawing/2017/model3d" xmlns:o="urn:schemas-microsoft-com:office:office" xmlns:oel="http://schemas.microsoft.com/office/2019/extlst" xmlns:r="http://schemas.openxmlformats.org/officeDocument/2006/relationships" xmlns:m="http://schemas.openxmlformats.org/officeDocument/2006/math" xmlns:v="urn:schemas-microsoft-com:vml" xmlns:wp14="http://schemas.microsoft.com/office/word/2010/wordprocessingDrawing" xmlns:wp="http://schemas.openxmlformats.org/drawingml/2006/wordprocessingDrawing" xmlns:w10="urn:schemas-microsoft-com:office:word" xmlns:w="http://schemas.openxmlformats.org/wordprocessingml/2006/main" xmlns:w14="http://schemas.microsoft.com/office/word/2010/wordml" xmlns:w15="http://schemas.microsoft.com/office/word/2012/wordml" xmlns:w16cex="http://schemas.microsoft.com/office/word/2018/wordml/cex" xmlns:w16cid="http://schemas.microsoft.com/office/word/2016/wordml/cid" xmlns:w16="http://schemas.microsoft.com/office/word/2018/wordml" xmlns:w16du="http://schemas.microsoft.com/office/word/2023/wordml/word16du" xmlns:w16sdtdh="http://schemas.microsoft.com/office/word/2020/wordml/sdtdatahash" xmlns:w16se="http://schemas.microsoft.com/office/word/2015/wordml/symex" xmlns:wpg="http://schemas.microsoft.com/office/word/2010/wordprocessingGroup" xmlns:wpi="http://schemas.microsoft.com/office/word/2010/wordprocessingInk" xmlns:wne="http://schemas.microsoft.com/office/word/2006/wordml" xmlns:wps="http://schemas.microsoft.com/office/word/2010/wordprocessingShape" mc:Ignorable="w14 w15 w16se w16cid w16 w16cex w16sdtdh w16du wp14">
   <w:footnote w:type="separator" w:id="-1">
     <w:p>
       <w:pPr>
@@ -3384,7 +3554,7 @@
 </file>
 
 <file path=word/numbering.xml><?xml version="1.0" encoding="utf-8"?>
-<w:numbering xmlns:wpc="http://schemas.microsoft.com/office/word/2010/wordprocessingCanvas" xmlns:cx="http://schemas.microsoft.com/office/drawing/2014/chartex" xmlns:cx1="http://schemas.microsoft.com/office/drawing/2015/9/8/chartex" xmlns:cx2="http://schemas.microsoft.com/office/drawing/2015/10/21/chartex" xmlns:cx3="http://schemas.microsoft.com/office/drawing/2016/5/9/chartex" xmlns:cx4="http://schemas.microsoft.com/office/drawing/2016/5/10/chartex" xmlns:cx5="http://schemas.microsoft.com/office/drawing/2016/5/11/chartex" xmlns:cx6="http://schemas.microsoft.com/office/drawing/2016/5/12/chartex" xmlns:cx7="http://schemas.microsoft.com/office/drawing/2016/5/13/chartex" xmlns:cx8="http://schemas.microsoft.com/office/drawing/2016/5/14/chartex" xmlns:mc="http://schemas.openxmlformats.org/markup-compatibility/2006" xmlns:aink="http://schemas.microsoft.com/office/drawing/2016/ink" xmlns:am3d="http://schemas.microsoft.com/office/drawing/2017/model3d" xmlns:o="urn:schemas-microsoft-com:office:office" xmlns:oel="http://schemas.microsoft.com/office/2019/extlst" xmlns:r="http://schemas.openxmlformats.org/officeDocument/2006/relationships" xmlns:m="http://schemas.openxmlformats.org/officeDocument/2006/math" xmlns:v="urn:schemas-microsoft-com:vml" xmlns:wp14="http://schemas.microsoft.com/office/word/2010/wordprocessingDrawing" xmlns:wp="http://schemas.openxmlformats.org/drawingml/2006/wordprocessingDrawing" xmlns:w10="urn:schemas-microsoft-com:office:word" xmlns:w="http://schemas.openxmlformats.org/wordprocessingml/2006/main" xmlns:w14="http://schemas.microsoft.com/office/word/2010/wordml" xmlns:w15="http://schemas.microsoft.com/office/word/2012/wordml" xmlns:w16cex="http://schemas.microsoft.com/office/word/2018/wordml/cex" xmlns:w16cid="http://schemas.microsoft.com/office/word/2016/wordml/cid" xmlns:w16="http://schemas.microsoft.com/office/word/2018/wordml" xmlns:w16sdtdh="http://schemas.microsoft.com/office/word/2020/wordml/sdtdatahash" xmlns:w16se="http://schemas.microsoft.com/office/word/2015/wordml/symex" xmlns:wpg="http://schemas.microsoft.com/office/word/2010/wordprocessingGroup" xmlns:wpi="http://schemas.microsoft.com/office/word/2010/wordprocessingInk" xmlns:wne="http://schemas.microsoft.com/office/word/2006/wordml" xmlns:wps="http://schemas.microsoft.com/office/word/2010/wordprocessingShape" mc:Ignorable="w14 w15 w16se w16cid w16 w16cex w16sdtdh wp14">
+<w:numbering xmlns:wpc="http://schemas.microsoft.com/office/word/2010/wordprocessingCanvas" xmlns:cx="http://schemas.microsoft.com/office/drawing/2014/chartex" xmlns:cx1="http://schemas.microsoft.com/office/drawing/2015/9/8/chartex" xmlns:cx2="http://schemas.microsoft.com/office/drawing/2015/10/21/chartex" xmlns:cx3="http://schemas.microsoft.com/office/drawing/2016/5/9/chartex" xmlns:cx4="http://schemas.microsoft.com/office/drawing/2016/5/10/chartex" xmlns:cx5="http://schemas.microsoft.com/office/drawing/2016/5/11/chartex" xmlns:cx6="http://schemas.microsoft.com/office/drawing/2016/5/12/chartex" xmlns:cx7="http://schemas.microsoft.com/office/drawing/2016/5/13/chartex" xmlns:cx8="http://schemas.microsoft.com/office/drawing/2016/5/14/chartex" xmlns:mc="http://schemas.openxmlformats.org/markup-compatibility/2006" xmlns:aink="http://schemas.microsoft.com/office/drawing/2016/ink" xmlns:am3d="http://schemas.microsoft.com/office/drawing/2017/model3d" xmlns:o="urn:schemas-microsoft-com:office:office" xmlns:oel="http://schemas.microsoft.com/office/2019/extlst" xmlns:r="http://schemas.openxmlformats.org/officeDocument/2006/relationships" xmlns:m="http://schemas.openxmlformats.org/officeDocument/2006/math" xmlns:v="urn:schemas-microsoft-com:vml" xmlns:wp14="http://schemas.microsoft.com/office/word/2010/wordprocessingDrawing" xmlns:wp="http://schemas.openxmlformats.org/drawingml/2006/wordprocessingDrawing" xmlns:w10="urn:schemas-microsoft-com:office:word" xmlns:w="http://schemas.openxmlformats.org/wordprocessingml/2006/main" xmlns:w14="http://schemas.microsoft.com/office/word/2010/wordml" xmlns:w15="http://schemas.microsoft.com/office/word/2012/wordml" xmlns:w16cex="http://schemas.microsoft.com/office/word/2018/wordml/cex" xmlns:w16cid="http://schemas.microsoft.com/office/word/2016/wordml/cid" xmlns:w16="http://schemas.microsoft.com/office/word/2018/wordml" xmlns:w16du="http://schemas.microsoft.com/office/word/2023/wordml/word16du" xmlns:w16sdtdh="http://schemas.microsoft.com/office/word/2020/wordml/sdtdatahash" xmlns:w16se="http://schemas.microsoft.com/office/word/2015/wordml/symex" xmlns:wpg="http://schemas.microsoft.com/office/word/2010/wordprocessingGroup" xmlns:wpi="http://schemas.microsoft.com/office/word/2010/wordprocessingInk" xmlns:wne="http://schemas.microsoft.com/office/word/2006/wordml" xmlns:wps="http://schemas.microsoft.com/office/word/2010/wordprocessingShape" mc:Ignorable="w14 w15 w16se w16cid w16 w16cex w16sdtdh w16du wp14">
   <w:abstractNum w:abstractNumId="0" w15:restartNumberingAfterBreak="0">
     <w:nsid w:val="014F7126"/>
     <w:multiLevelType w:val="multilevel"/>
@@ -4085,7 +4255,7 @@
 </file>
 
 <file path=word/styles.xml><?xml version="1.0" encoding="utf-8"?>
-<w:styles xmlns:mc="http://schemas.openxmlformats.org/markup-compatibility/2006" xmlns:r="http://schemas.openxmlformats.org/officeDocument/2006/relationships" xmlns:w="http://schemas.openxmlformats.org/wordprocessingml/2006/main" xmlns:w14="http://schemas.microsoft.com/office/word/2010/wordml" xmlns:w15="http://schemas.microsoft.com/office/word/2012/wordml" xmlns:w16cex="http://schemas.microsoft.com/office/word/2018/wordml/cex" xmlns:w16cid="http://schemas.microsoft.com/office/word/2016/wordml/cid" xmlns:w16="http://schemas.microsoft.com/office/word/2018/wordml" xmlns:w16sdtdh="http://schemas.microsoft.com/office/word/2020/wordml/sdtdatahash" xmlns:w16se="http://schemas.microsoft.com/office/word/2015/wordml/symex" mc:Ignorable="w14 w15 w16se w16cid w16 w16cex w16sdtdh">
+<w:styles xmlns:mc="http://schemas.openxmlformats.org/markup-compatibility/2006" xmlns:r="http://schemas.openxmlformats.org/officeDocument/2006/relationships" xmlns:w="http://schemas.openxmlformats.org/wordprocessingml/2006/main" xmlns:w14="http://schemas.microsoft.com/office/word/2010/wordml" xmlns:w15="http://schemas.microsoft.com/office/word/2012/wordml" xmlns:w16cex="http://schemas.microsoft.com/office/word/2018/wordml/cex" xmlns:w16cid="http://schemas.microsoft.com/office/word/2016/wordml/cid" xmlns:w16="http://schemas.microsoft.com/office/word/2018/wordml" xmlns:w16du="http://schemas.microsoft.com/office/word/2023/wordml/word16du" xmlns:w16sdtdh="http://schemas.microsoft.com/office/word/2020/wordml/sdtdatahash" xmlns:w16se="http://schemas.microsoft.com/office/word/2015/wordml/symex" mc:Ignorable="w14 w15 w16se w16cid w16 w16cex w16sdtdh w16du">
   <w:docDefaults>
     <w:rPrDefault>
       <w:rPr>
